--- a/agen.docx
+++ b/agen.docx
@@ -43,12 +43,12 @@
         <w:pStyle w:val="FirstParagraph"/>
       </w:pPr>
       <w:r>
-        <w:t xml:space="preserve">Hanya diisi dengan angka dua digit. Misal, jika menerima bansos 3 kali, tulis 03. Jika tidak menerima sama sekali, tulis 00.</w:t>
+        <w:t xml:space="preserve">Cara pengisian misalnya jika menerima bansos 3 kali, tulis 3. Jika tidak menerima sama sekali, tulis 0.</w:t>
       </w:r>
     </w:p>
     <w:bookmarkEnd w:id="20"/>
     <w:bookmarkEnd w:id="21"/>
-    <w:bookmarkStart w:id="33" w:name="blok-ii.-profil-responden"/>
+    <w:bookmarkStart w:id="34" w:name="blok-ii.-profil-responden"/>
     <w:p>
       <w:pPr>
         <w:pStyle w:val="Heading2"/>
@@ -63,7 +63,7 @@
         <w:pStyle w:val="Heading3"/>
       </w:pPr>
       <w:r>
-        <w:t xml:space="preserve">201, 204, 205, 206, 207</w:t>
+        <w:t xml:space="preserve">201, 205, 206, 207, 208</w:t>
       </w:r>
     </w:p>
     <w:p>
@@ -221,7 +221,7 @@
         <w:pStyle w:val="Heading3"/>
       </w:pPr>
       <w:r>
-        <w:t xml:space="preserve">209</w:t>
+        <w:t xml:space="preserve">202</w:t>
       </w:r>
     </w:p>
     <w:p>
@@ -229,7 +229,15 @@
         <w:pStyle w:val="FirstParagraph"/>
       </w:pPr>
       <w:r>
-        <w:t xml:space="preserve">Jawaban responden dapat berupa angka tidak bulat (contoh: 2,5 tahun)</w:t>
+        <w:t xml:space="preserve">Pertanyaan ini tidak perlu ditanyakan secara langsung kepada responden. Enumerator dapat melihat sendiri di mana lokasi wawancara dilakukan.</w:t>
+      </w:r>
+    </w:p>
+    <w:p>
+      <w:pPr>
+        <w:pStyle w:val="BodyText"/>
+      </w:pPr>
+      <w:r>
+        <w:t xml:space="preserve">Apabila Agen Bank beroperasi di tempat kediamannya juga, maka pilih opsi 2. Tempat Agen Bank</w:t>
       </w:r>
     </w:p>
     <w:bookmarkEnd w:id="31"/>
@@ -239,7 +247,25 @@
         <w:pStyle w:val="Heading3"/>
       </w:pPr>
       <w:r>
-        <w:t xml:space="preserve">213</w:t>
+        <w:t xml:space="preserve">210</w:t>
+      </w:r>
+    </w:p>
+    <w:p>
+      <w:pPr>
+        <w:pStyle w:val="FirstParagraph"/>
+      </w:pPr>
+      <w:r>
+        <w:t xml:space="preserve">Jawaban responden dapat berupa angka tidak bulat (contoh: 2,5 tahun)</w:t>
+      </w:r>
+    </w:p>
+    <w:bookmarkEnd w:id="32"/>
+    <w:bookmarkStart w:id="33" w:name="section-4"/>
+    <w:p>
+      <w:pPr>
+        <w:pStyle w:val="Heading3"/>
+      </w:pPr>
+      <w:r>
+        <w:t xml:space="preserve">214</w:t>
       </w:r>
     </w:p>
     <w:p>
@@ -262,21 +288,34 @@
         <w:pStyle w:val="BodyText"/>
       </w:pPr>
       <w:r>
-        <w:t xml:space="preserve">Nomimal dalam juta rupiah, jika modal yang dikeluarkan adalah Rp 15.000.000 maka tulis 015 saja.</w:t>
-      </w:r>
-    </w:p>
-    <w:bookmarkEnd w:id="32"/>
+        <w:rPr>
+          <w:b/>
+          <w:bCs/>
+        </w:rPr>
+        <w:t xml:space="preserve">Cara perhitungan periode bansos</w:t>
+      </w:r>
+      <w:r>
+        <w:t xml:space="preserve">:</w:t>
+      </w:r>
+      <w:r>
+        <w:t xml:space="preserve"> </w:t>
+      </w:r>
+      <w:r>
+        <w:t xml:space="preserve">Periode PKH di 2025 disalurkan ke dalam 4 periode atau 4 tahap, Tahap I (Jan-Mar), Tahap II (Apr-Jun), Tahap III (Jul-Sep), dan Tahap IV (Okt-Des). Program Sembako di 2025 juga disalurkan ke dalam 4 periode, yaitu Bulan Jan-Mar, Bulan Apr-Jun, Bulan Jul-Sep, dan Bulan Okt-Des.</w:t>
+      </w:r>
+    </w:p>
     <w:bookmarkEnd w:id="33"/>
-    <w:bookmarkStart w:id="41" w:name="blok-iii.-mekanisme-penyaluran-bansos"/>
+    <w:bookmarkEnd w:id="34"/>
+    <w:bookmarkStart w:id="51" w:name="X6c076195a720a4519a629ab9a21ca439045d3ae"/>
     <w:p>
       <w:pPr>
         <w:pStyle w:val="Heading2"/>
       </w:pPr>
       <w:r>
-        <w:t xml:space="preserve">BLOK III. MEKANISME PENYALURAN BANSOS</w:t>
-      </w:r>
-    </w:p>
-    <w:bookmarkStart w:id="34" w:name="section-4"/>
+        <w:t xml:space="preserve">BLOK III. MEKANISME PENYALURAN BANSOS NON TUNAI</w:t>
+      </w:r>
+    </w:p>
+    <w:bookmarkStart w:id="35" w:name="section-5"/>
     <w:p>
       <w:pPr>
         <w:pStyle w:val="Heading3"/>
@@ -295,6 +334,112 @@
       <w:r>
         <w:t xml:space="preserve"> </w:t>
       </w:r>
+      <w:r>
+        <w:rPr>
+          <w:b/>
+          <w:bCs/>
+        </w:rPr>
+        <w:t xml:space="preserve">(Pilihan 2 atau Pilihan 3)</w:t>
+      </w:r>
+      <w:r>
+        <w:t xml:space="preserve">. Terkait jumlah KPM dari wilayah lain juga dapat diukur berdasarkan</w:t>
+      </w:r>
+      <w:r>
+        <w:t xml:space="preserve"> </w:t>
+      </w:r>
+      <w:r>
+        <w:rPr>
+          <w:i/>
+          <w:iCs/>
+        </w:rPr>
+        <w:t xml:space="preserve">clue</w:t>
+      </w:r>
+      <w:r>
+        <w:t xml:space="preserve"> </w:t>
+      </w:r>
+      <w:r>
+        <w:t xml:space="preserve">jawaban responden.</w:t>
+      </w:r>
+    </w:p>
+    <w:bookmarkEnd w:id="35"/>
+    <w:bookmarkStart w:id="36" w:name="section-6"/>
+    <w:p>
+      <w:pPr>
+        <w:pStyle w:val="Heading3"/>
+      </w:pPr>
+      <w:r>
+        <w:t xml:space="preserve">304</w:t>
+      </w:r>
+    </w:p>
+    <w:p>
+      <w:pPr>
+        <w:pStyle w:val="FirstParagraph"/>
+      </w:pPr>
+      <w:r>
+        <w:rPr>
+          <w:b/>
+          <w:bCs/>
+        </w:rPr>
+        <w:t xml:space="preserve">Cara perhitungan periode bansos</w:t>
+      </w:r>
+      <w:r>
+        <w:t xml:space="preserve">:</w:t>
+      </w:r>
+      <w:r>
+        <w:t xml:space="preserve"> </w:t>
+      </w:r>
+      <w:r>
+        <w:t xml:space="preserve">Periode PKH di 2025 disalurkan ke dalam 4 periode atau 4 tahap, Tahap I (Jan-Mar), Tahap II (Apr-Jun), Tahap III (Jul-Sep), dan Tahap IV (Okt-Des). Program Sembako di 2025 juga disalurkan ke dalam 4 periode, yaitu Bulan Jan-Mar, Bulan Apr-Jun, Bulan Jul-Sep, dan Bulan Okt-Des.</w:t>
+      </w:r>
+    </w:p>
+    <w:bookmarkEnd w:id="36"/>
+    <w:bookmarkStart w:id="37" w:name="section-7"/>
+    <w:p>
+      <w:pPr>
+        <w:pStyle w:val="Heading3"/>
+      </w:pPr>
+      <w:r>
+        <w:t xml:space="preserve">305</w:t>
+      </w:r>
+    </w:p>
+    <w:p>
+      <w:pPr>
+        <w:pStyle w:val="FirstParagraph"/>
+      </w:pPr>
+      <w:r>
+        <w:t xml:space="preserve">Pertanyaan 305 menanyakan terkait bagaimana KPM biasanya mengambil bantuan. Apakah:</w:t>
+      </w:r>
+    </w:p>
+    <w:p>
+      <w:pPr>
+        <w:pStyle w:val="Compact"/>
+        <w:numPr>
+          <w:ilvl w:val="0"/>
+          <w:numId w:val="1001"/>
+        </w:numPr>
+      </w:pPr>
+      <w:r>
+        <w:rPr>
+          <w:b/>
+          <w:bCs/>
+        </w:rPr>
+        <w:t xml:space="preserve">(Pilihan 1)</w:t>
+      </w:r>
+      <w:r>
+        <w:t xml:space="preserve"> </w:t>
+      </w:r>
+      <w:r>
+        <w:t xml:space="preserve">secara masing-masing individu.</w:t>
+      </w:r>
+    </w:p>
+    <w:p>
+      <w:pPr>
+        <w:pStyle w:val="Compact"/>
+        <w:numPr>
+          <w:ilvl w:val="0"/>
+          <w:numId w:val="1001"/>
+        </w:numPr>
+      </w:pPr>
       <w:r>
         <w:rPr>
           <w:b/>
@@ -303,95 +448,20 @@
         <w:t xml:space="preserve">(Pilihan 2)</w:t>
       </w:r>
       <w:r>
-        <w:t xml:space="preserve">. Terkait jumlah KPM dari wilayah lain juga dapat diukur berdasarkan</w:t>
-      </w:r>
-      <w:r>
         <w:t xml:space="preserve"> </w:t>
       </w:r>
       <w:r>
-        <w:rPr>
-          <w:i/>
-          <w:iCs/>
-        </w:rPr>
-        <w:t xml:space="preserve">clue</w:t>
-      </w:r>
-      <w:r>
-        <w:t xml:space="preserve"> </w:t>
-      </w:r>
-      <w:r>
-        <w:t xml:space="preserve">jawaban responden.</w:t>
-      </w:r>
-    </w:p>
-    <w:bookmarkEnd w:id="34"/>
-    <w:bookmarkStart w:id="35" w:name="section-5"/>
-    <w:p>
-      <w:pPr>
-        <w:pStyle w:val="Heading3"/>
-      </w:pPr>
-      <w:r>
-        <w:t xml:space="preserve">305</w:t>
-      </w:r>
-    </w:p>
-    <w:p>
-      <w:pPr>
-        <w:pStyle w:val="FirstParagraph"/>
-      </w:pPr>
-      <w:r>
-        <w:t xml:space="preserve">Pertanyaan 305 menanyakan terkait bagaimana KPM biasanya mengambil bantuan. Apakah:</w:t>
-      </w:r>
-      <w:r>
-        <w:t xml:space="preserve"> </w:t>
-      </w:r>
-      <w:r>
-        <w:t xml:space="preserve">-</w:t>
-      </w:r>
-      <w:r>
-        <w:t xml:space="preserve"> </w:t>
-      </w:r>
-      <w:r>
-        <w:rPr>
-          <w:b/>
-          <w:bCs/>
-        </w:rPr>
-        <w:t xml:space="preserve">(Pilihan 1)</w:t>
-      </w:r>
-      <w:r>
-        <w:t xml:space="preserve"> </w:t>
-      </w:r>
-      <w:r>
-        <w:t xml:space="preserve">secara masing-masing individu.</w:t>
-      </w:r>
-      <w:r>
-        <w:t xml:space="preserve"> </w:t>
-      </w:r>
-      <w:r>
-        <w:t xml:space="preserve">-</w:t>
-      </w:r>
-      <w:r>
-        <w:t xml:space="preserve"> </w:t>
-      </w:r>
-      <w:r>
-        <w:rPr>
-          <w:b/>
-          <w:bCs/>
-        </w:rPr>
-        <w:t xml:space="preserve">(Pilihan 2)</w:t>
-      </w:r>
-      <w:r>
-        <w:t xml:space="preserve"> </w:t>
-      </w:r>
-      <w:r>
-        <w:t xml:space="preserve">atau secara bersama-sama/berkelompok yang dikoordinir oleh Pendamping/Dinsos/Kelurahan/Pihak Bank.</w:t>
-      </w:r>
-      <w:r>
-        <w:t xml:space="preserve"> </w:t>
-      </w:r>
-      <w:r>
-        <w:t xml:space="preserve">-</w:t>
-      </w:r>
-      <w:r>
-        <w:t xml:space="preserve"> </w:t>
-      </w:r>
+        <w:t xml:space="preserve">atau secara bersama-sama/berkelompok dengan KPM lainnya.</w:t>
+      </w:r>
+    </w:p>
+    <w:p>
+      <w:pPr>
+        <w:pStyle w:val="Compact"/>
+        <w:numPr>
+          <w:ilvl w:val="0"/>
+          <w:numId w:val="1001"/>
+        </w:numPr>
+      </w:pPr>
       <w:r>
         <w:rPr>
           <w:b/>
@@ -403,51 +473,495 @@
         <w:t xml:space="preserve"> </w:t>
       </w:r>
       <w:r>
-        <w:t xml:space="preserve">sederhananya, KPM berhutang kepada Agen Bank dalam penarikan dana Bansos, karena KPM sudah mengambil dana bantuan sebelum tanggal resmi penarikan dana Bansos.</w:t>
-      </w:r>
-    </w:p>
-    <w:bookmarkEnd w:id="35"/>
-    <w:bookmarkStart w:id="36" w:name="section-6"/>
+        <w:t xml:space="preserve">atau secara bersama-sama/berkelompok yang dikoordinir oleh Pendamping/Dinsos/Kelurahan/Pihak Bank.</w:t>
+      </w:r>
+    </w:p>
+    <w:bookmarkEnd w:id="37"/>
+    <w:bookmarkStart w:id="38" w:name="section-8"/>
     <w:p>
       <w:pPr>
         <w:pStyle w:val="Heading3"/>
       </w:pPr>
       <w:r>
-        <w:t xml:space="preserve">307</w:t>
+        <w:t xml:space="preserve">306-307</w:t>
       </w:r>
     </w:p>
     <w:p>
       <w:pPr>
         <w:pStyle w:val="FirstParagraph"/>
       </w:pPr>
-      <w:r>
-        <w:t xml:space="preserve">Pertanyaan 307 diisi jika jawaban pada pertanyaan 306 adalah</w:t>
-      </w:r>
-      <w:r>
-        <w:t xml:space="preserve"> </w:t>
-      </w:r>
       <w:r>
         <w:rPr>
           <w:b/>
           <w:bCs/>
         </w:rPr>
-        <w:t xml:space="preserve">(Pilihan 2)</w:t>
+        <w:t xml:space="preserve">Cara perhitungan periode bansos</w:t>
+      </w:r>
+      <w:r>
+        <w:t xml:space="preserve">:</w:t>
       </w:r>
       <w:r>
         <w:t xml:space="preserve"> </w:t>
       </w:r>
       <w:r>
-        <w:t xml:space="preserve">(Mengambil sebagian dana bantuan dalam satu periode). Jadi berapa rata-rata persentase sebagian bansos yang diambil KPM dalam satu periode penyaluran.</w:t>
-      </w:r>
-    </w:p>
-    <w:bookmarkEnd w:id="36"/>
-    <w:bookmarkStart w:id="40" w:name="dan-317"/>
+        <w:t xml:space="preserve">Periode PKH di 2025 disalurkan ke dalam 4 periode atau 4 tahap, Tahap I (Jan-Mar), Tahap II (Apr-Jun), Tahap III (Jul-Sep), dan Tahap IV (Okt-Des). Program Sembako di 2025 juga disalurkan ke dalam 4 periode, yaitu Bulan Jan-Mar, Bulan Apr-Jun, Bulan Jul-Sep, dan Bulan Okt-Des.</w:t>
+      </w:r>
+    </w:p>
+    <w:bookmarkEnd w:id="38"/>
+    <w:bookmarkStart w:id="39" w:name="section-9"/>
     <w:p>
       <w:pPr>
         <w:pStyle w:val="Heading3"/>
       </w:pPr>
       <w:r>
-        <w:t xml:space="preserve">313 dan 317</w:t>
+        <w:t xml:space="preserve">308</w:t>
+      </w:r>
+    </w:p>
+    <w:p>
+      <w:pPr>
+        <w:pStyle w:val="FirstParagraph"/>
+      </w:pPr>
+      <w:r>
+        <w:t xml:space="preserve">MisalL: 7 orang, diisi [0][0][7]</w:t>
+      </w:r>
+    </w:p>
+    <w:bookmarkEnd w:id="39"/>
+    <w:bookmarkStart w:id="40" w:name="section-10"/>
+    <w:p>
+      <w:pPr>
+        <w:pStyle w:val="Heading3"/>
+      </w:pPr>
+      <w:r>
+        <w:t xml:space="preserve">311</w:t>
+      </w:r>
+    </w:p>
+    <w:p>
+      <w:pPr>
+        <w:pStyle w:val="FirstParagraph"/>
+      </w:pPr>
+      <w:r>
+        <w:t xml:space="preserve">Misal: Rp2.500, diisi [0][2].[5][0][0]</w:t>
+      </w:r>
+    </w:p>
+    <w:bookmarkEnd w:id="40"/>
+    <w:bookmarkStart w:id="44" w:name="section-11"/>
+    <w:p>
+      <w:pPr>
+        <w:pStyle w:val="Heading3"/>
+      </w:pPr>
+      <w:r>
+        <w:t xml:space="preserve">312</w:t>
+      </w:r>
+    </w:p>
+    <w:p>
+      <w:pPr>
+        <w:pStyle w:val="FirstParagraph"/>
+      </w:pPr>
+      <w:r>
+        <w:drawing>
+          <wp:inline>
+            <wp:extent cx="952500" cy="952500"/>
+            <wp:effectExtent b="0" l="0" r="0" t="0"/>
+            <wp:docPr descr="" title="" id="42" name="Picture"/>
+            <a:graphic>
+              <a:graphicData uri="http://schemas.openxmlformats.org/drawingml/2006/picture">
+                <pic:pic>
+                  <pic:nvPicPr>
+                    <pic:cNvPr descr="img/edc.png" id="43" name="Picture"/>
+                    <pic:cNvPicPr>
+                      <a:picLocks noChangeArrowheads="1" noChangeAspect="1"/>
+                    </pic:cNvPicPr>
+                  </pic:nvPicPr>
+                  <pic:blipFill>
+                    <a:blip r:embed="rId41"/>
+                    <a:stretch>
+                      <a:fillRect/>
+                    </a:stretch>
+                  </pic:blipFill>
+                  <pic:spPr bwMode="auto">
+                    <a:xfrm>
+                      <a:off x="0" y="0"/>
+                      <a:ext cx="952500" cy="952500"/>
+                    </a:xfrm>
+                    <a:prstGeom prst="rect">
+                      <a:avLst/>
+                    </a:prstGeom>
+                    <a:noFill/>
+                    <a:ln w="9525">
+                      <a:noFill/>
+                      <a:headEnd/>
+                      <a:tailEnd/>
+                    </a:ln>
+                  </pic:spPr>
+                </pic:pic>
+              </a:graphicData>
+            </a:graphic>
+          </wp:inline>
+        </w:drawing>
+      </w:r>
+    </w:p>
+    <w:p>
+      <w:pPr>
+        <w:pStyle w:val="BodyText"/>
+      </w:pPr>
+      <w:r>
+        <w:rPr>
+          <w:b/>
+          <w:bCs/>
+        </w:rPr>
+        <w:t xml:space="preserve">EDC (</w:t>
+      </w:r>
+      <w:r>
+        <w:rPr>
+          <w:b/>
+          <w:bCs/>
+          <w:i/>
+          <w:iCs/>
+        </w:rPr>
+        <w:t xml:space="preserve">Electronic Data Capture</w:t>
+      </w:r>
+      <w:r>
+        <w:rPr>
+          <w:b/>
+          <w:bCs/>
+        </w:rPr>
+        <w:t xml:space="preserve">)</w:t>
+      </w:r>
+      <w:r>
+        <w:t xml:space="preserve"> </w:t>
+      </w:r>
+      <w:r>
+        <w:t xml:space="preserve">adalah mesin/alat yang digunakan dalam transaksi pembayaran non tunai yang disediakan oleh Bank.</w:t>
+      </w:r>
+    </w:p>
+    <w:p>
+      <w:pPr>
+        <w:pStyle w:val="BodyText"/>
+      </w:pPr>
+      <w:r>
+        <w:t xml:space="preserve">Ada tiga jenis</w:t>
+      </w:r>
+      <w:r>
+        <w:t xml:space="preserve"> </w:t>
+      </w:r>
+      <w:r>
+        <w:rPr>
+          <w:b/>
+          <w:bCs/>
+        </w:rPr>
+        <w:t xml:space="preserve">mesin EDC</w:t>
+      </w:r>
+      <w:r>
+        <w:t xml:space="preserve"> </w:t>
+      </w:r>
+      <w:r>
+        <w:t xml:space="preserve">yang umum digunakan oleh merchant di Indonesia, yaitu:</w:t>
+      </w:r>
+    </w:p>
+    <w:p>
+      <w:pPr>
+        <w:pStyle w:val="Compact"/>
+        <w:numPr>
+          <w:ilvl w:val="0"/>
+          <w:numId w:val="1002"/>
+        </w:numPr>
+      </w:pPr>
+      <w:r>
+        <w:rPr>
+          <w:b/>
+          <w:bCs/>
+        </w:rPr>
+        <w:t xml:space="preserve">Fixed line</w:t>
+      </w:r>
+      <w:r>
+        <w:br/>
+      </w:r>
+    </w:p>
+    <w:p>
+      <w:pPr>
+        <w:pStyle w:val="Compact"/>
+        <w:numPr>
+          <w:ilvl w:val="0"/>
+          <w:numId w:val="1003"/>
+        </w:numPr>
+      </w:pPr>
+      <w:r>
+        <w:t xml:space="preserve">Terhubung lewat jaringan telepon dan kabel listrik.</w:t>
+      </w:r>
+      <w:r>
+        <w:br/>
+      </w:r>
+    </w:p>
+    <w:p>
+      <w:pPr>
+        <w:pStyle w:val="Compact"/>
+        <w:numPr>
+          <w:ilvl w:val="0"/>
+          <w:numId w:val="1003"/>
+        </w:numPr>
+      </w:pPr>
+      <w:r>
+        <w:t xml:space="preserve">Dipakai untuk bisnis skala kecil hingga besar.</w:t>
+      </w:r>
+    </w:p>
+    <w:p>
+      <w:pPr>
+        <w:pStyle w:val="Compact"/>
+        <w:numPr>
+          <w:ilvl w:val="0"/>
+          <w:numId w:val="1004"/>
+        </w:numPr>
+      </w:pPr>
+      <w:r>
+        <w:rPr>
+          <w:b/>
+          <w:bCs/>
+        </w:rPr>
+        <w:t xml:space="preserve">GPRS</w:t>
+      </w:r>
+      <w:r>
+        <w:br/>
+      </w:r>
+    </w:p>
+    <w:p>
+      <w:pPr>
+        <w:pStyle w:val="Compact"/>
+        <w:numPr>
+          <w:ilvl w:val="0"/>
+          <w:numId w:val="1005"/>
+        </w:numPr>
+      </w:pPr>
+      <w:r>
+        <w:t xml:space="preserve">Mengandalkan jaringan seluler.</w:t>
+      </w:r>
+      <w:r>
+        <w:br/>
+      </w:r>
+    </w:p>
+    <w:p>
+      <w:pPr>
+        <w:pStyle w:val="Compact"/>
+        <w:numPr>
+          <w:ilvl w:val="0"/>
+          <w:numId w:val="1005"/>
+        </w:numPr>
+      </w:pPr>
+      <w:r>
+        <w:t xml:space="preserve">Lebih portable, namun sinyal bisa berpengaruh.</w:t>
+      </w:r>
+    </w:p>
+    <w:p>
+      <w:pPr>
+        <w:pStyle w:val="Compact"/>
+        <w:numPr>
+          <w:ilvl w:val="0"/>
+          <w:numId w:val="1006"/>
+        </w:numPr>
+      </w:pPr>
+      <w:r>
+        <w:rPr>
+          <w:b/>
+          <w:bCs/>
+        </w:rPr>
+        <w:t xml:space="preserve">GPRS mobile</w:t>
+      </w:r>
+      <w:r>
+        <w:br/>
+      </w:r>
+    </w:p>
+    <w:p>
+      <w:pPr>
+        <w:pStyle w:val="Compact"/>
+        <w:numPr>
+          <w:ilvl w:val="0"/>
+          <w:numId w:val="1007"/>
+        </w:numPr>
+      </w:pPr>
+      <w:r>
+        <w:t xml:space="preserve">Kombinasi fixed line dan GPRS.</w:t>
+      </w:r>
+      <w:r>
+        <w:br/>
+      </w:r>
+    </w:p>
+    <w:p>
+      <w:pPr>
+        <w:pStyle w:val="Compact"/>
+        <w:numPr>
+          <w:ilvl w:val="0"/>
+          <w:numId w:val="1007"/>
+        </w:numPr>
+      </w:pPr>
+      <w:r>
+        <w:t xml:space="preserve">Bisa menggunakan kabel atau seluler, lebih fleksibel.</w:t>
+      </w:r>
+    </w:p>
+    <w:p>
+      <w:pPr>
+        <w:pStyle w:val="FirstParagraph"/>
+      </w:pPr>
+      <w:r>
+        <w:rPr>
+          <w:b/>
+          <w:bCs/>
+        </w:rPr>
+        <w:t xml:space="preserve">Layanan antar kepada KPM (312)</w:t>
+      </w:r>
+      <w:r>
+        <w:t xml:space="preserve"> </w:t>
+      </w:r>
+      <w:r>
+        <w:t xml:space="preserve">sangat memungkinkan untuk dilakukan oleh Agen Bank, terutama jika Agen Bank tersebut memiliki mesin EDC jenis GPRS atau GPRS</w:t>
+      </w:r>
+      <w:r>
+        <w:t xml:space="preserve"> </w:t>
+      </w:r>
+      <w:r>
+        <w:rPr>
+          <w:i/>
+          <w:iCs/>
+        </w:rPr>
+        <w:t xml:space="preserve">mobile</w:t>
+      </w:r>
+      <w:r>
+        <w:t xml:space="preserve">.</w:t>
+      </w:r>
+    </w:p>
+    <w:bookmarkEnd w:id="44"/>
+    <w:bookmarkStart w:id="45" w:name="section-12"/>
+    <w:p>
+      <w:pPr>
+        <w:pStyle w:val="Heading3"/>
+      </w:pPr>
+      <w:r>
+        <w:t xml:space="preserve">313</w:t>
+      </w:r>
+    </w:p>
+    <w:p>
+      <w:pPr>
+        <w:pStyle w:val="FirstParagraph"/>
+      </w:pPr>
+      <w:r>
+        <w:t xml:space="preserve">Misal: Rp2.500, diisi [0][2].[5][0][0]</w:t>
+      </w:r>
+    </w:p>
+    <w:bookmarkEnd w:id="45"/>
+    <w:bookmarkStart w:id="46" w:name="section-13"/>
+    <w:p>
+      <w:pPr>
+        <w:pStyle w:val="Heading3"/>
+      </w:pPr>
+      <w:r>
+        <w:t xml:space="preserve">315</w:t>
+      </w:r>
+    </w:p>
+    <w:p>
+      <w:pPr>
+        <w:pStyle w:val="FirstParagraph"/>
+      </w:pPr>
+      <w:r>
+        <w:t xml:space="preserve">Misal: Rp15.000, diisi [1][5].[0][0][0]</w:t>
+      </w:r>
+    </w:p>
+    <w:bookmarkEnd w:id="46"/>
+    <w:bookmarkStart w:id="49" w:name="section-14"/>
+    <w:p>
+      <w:pPr>
+        <w:pStyle w:val="Heading3"/>
+      </w:pPr>
+      <w:r>
+        <w:t xml:space="preserve">316</w:t>
+      </w:r>
+    </w:p>
+    <w:p>
+      <w:pPr>
+        <w:pStyle w:val="FirstParagraph"/>
+      </w:pPr>
+      <w:r>
+        <w:rPr>
+          <w:b/>
+          <w:bCs/>
+        </w:rPr>
+        <w:t xml:space="preserve">Istilah EDC</w:t>
+      </w:r>
+      <w:r>
+        <w:t xml:space="preserve"> </w:t>
+      </w:r>
+      <w:r>
+        <w:drawing>
+          <wp:inline>
+            <wp:extent cx="952500" cy="952500"/>
+            <wp:effectExtent b="0" l="0" r="0" t="0"/>
+            <wp:docPr descr="" title="" id="47" name="Picture"/>
+            <a:graphic>
+              <a:graphicData uri="http://schemas.openxmlformats.org/drawingml/2006/picture">
+                <pic:pic>
+                  <pic:nvPicPr>
+                    <pic:cNvPr descr="img/edc.png" id="48" name="Picture"/>
+                    <pic:cNvPicPr>
+                      <a:picLocks noChangeArrowheads="1" noChangeAspect="1"/>
+                    </pic:cNvPicPr>
+                  </pic:nvPicPr>
+                  <pic:blipFill>
+                    <a:blip r:embed="rId41"/>
+                    <a:stretch>
+                      <a:fillRect/>
+                    </a:stretch>
+                  </pic:blipFill>
+                  <pic:spPr bwMode="auto">
+                    <a:xfrm>
+                      <a:off x="0" y="0"/>
+                      <a:ext cx="952500" cy="952500"/>
+                    </a:xfrm>
+                    <a:prstGeom prst="rect">
+                      <a:avLst/>
+                    </a:prstGeom>
+                    <a:noFill/>
+                    <a:ln w="9525">
+                      <a:noFill/>
+                      <a:headEnd/>
+                      <a:tailEnd/>
+                    </a:ln>
+                  </pic:spPr>
+                </pic:pic>
+              </a:graphicData>
+            </a:graphic>
+          </wp:inline>
+        </w:drawing>
+      </w:r>
+    </w:p>
+    <w:p>
+      <w:pPr>
+        <w:pStyle w:val="BodyText"/>
+      </w:pPr>
+      <w:r>
+        <w:rPr>
+          <w:b/>
+          <w:bCs/>
+        </w:rPr>
+        <w:t xml:space="preserve">EDC (</w:t>
+      </w:r>
+      <w:r>
+        <w:rPr>
+          <w:b/>
+          <w:bCs/>
+          <w:i/>
+          <w:iCs/>
+        </w:rPr>
+        <w:t xml:space="preserve">Electronic Data Capture</w:t>
+      </w:r>
+      <w:r>
+        <w:rPr>
+          <w:b/>
+          <w:bCs/>
+        </w:rPr>
+        <w:t xml:space="preserve">)</w:t>
+      </w:r>
+      <w:r>
+        <w:t xml:space="preserve"> </w:t>
+      </w:r>
+      <w:r>
+        <w:t xml:space="preserve">adalah mesin/alat yang digunakan dalam transaksi pembayaran non tunai yang disediakan oleh Bank.</w:t>
       </w:r>
     </w:p>
     <w:tbl>
@@ -458,9 +972,8 @@
         <w:tblLook w:firstRow="1" w:lastRow="0" w:firstColumn="0" w:lastColumn="0" w:noHBand="0" w:noVBand="0" w:val="0020"/>
       </w:tblPr>
       <w:tblGrid>
-        <w:gridCol w:w="2376"/>
         <w:gridCol w:w="3168"/>
-        <w:gridCol w:w="2376"/>
+        <w:gridCol w:w="4752"/>
       </w:tblGrid>
       <w:tr>
         <w:trPr>
@@ -473,125 +986,14 @@
               <w:pStyle w:val="Compact"/>
             </w:pPr>
             <w:r>
-              <w:t xml:space="preserve">Istilah</w:t>
-            </w:r>
-          </w:p>
-        </w:tc>
-        <w:tc>
-          <w:tcPr/>
-          <w:p>
-            <w:pPr>
-              <w:pStyle w:val="Compact"/>
-            </w:pPr>
-            <w:r>
-              <w:t xml:space="preserve">Definisi</w:t>
-            </w:r>
-          </w:p>
-        </w:tc>
-        <w:tc>
-          <w:tcPr/>
-          <w:p>
-            <w:pPr>
-              <w:pStyle w:val="Compact"/>
-            </w:pPr>
-            <w:r>
-              <w:t xml:space="preserve">Ilustrasi</w:t>
-            </w:r>
-          </w:p>
-        </w:tc>
-      </w:tr>
-      <w:tr>
-        <w:tc>
-          <w:tcPr/>
-          <w:p>
-            <w:pPr>
-              <w:pStyle w:val="Compact"/>
-            </w:pPr>
-            <w:r>
               <w:rPr>
                 <w:b/>
                 <w:bCs/>
               </w:rPr>
-              <w:t xml:space="preserve">EDC</w:t>
-            </w:r>
-            <w:r>
-              <w:t xml:space="preserve">(</w:t>
-            </w:r>
-            <w:r>
-              <w:rPr>
-                <w:i/>
-                <w:iCs/>
-              </w:rPr>
-              <w:t xml:space="preserve">Electronic Data Capture</w:t>
-            </w:r>
-            <w:r>
-              <w:t xml:space="preserve">)</w:t>
-            </w:r>
-          </w:p>
-        </w:tc>
-        <w:tc>
-          <w:tcPr/>
-          <w:p>
-            <w:pPr>
-              <w:pStyle w:val="Compact"/>
-            </w:pPr>
-            <w:r>
-              <w:t xml:space="preserve">Mesin/alat yang digunakan dalam transaksi pembayaran non tunai yang disediakan oleh Bank.</w:t>
-            </w:r>
-          </w:p>
-        </w:tc>
-        <w:tc>
-          <w:tcPr/>
-          <w:p>
-            <w:pPr>
-              <w:pStyle w:val="Compact"/>
-            </w:pPr>
-            <w:r>
-              <w:drawing>
-                <wp:inline>
-                  <wp:extent cx="952500" cy="952500"/>
-                  <wp:effectExtent b="0" l="0" r="0" t="0"/>
-                  <wp:docPr descr="" title="" id="38" name="Picture"/>
-                  <a:graphic>
-                    <a:graphicData uri="http://schemas.openxmlformats.org/drawingml/2006/picture">
-                      <pic:pic>
-                        <pic:nvPicPr>
-                          <pic:cNvPr descr="img/edc.png" id="39" name="Picture"/>
-                          <pic:cNvPicPr>
-                            <a:picLocks noChangeArrowheads="1" noChangeAspect="1"/>
-                          </pic:cNvPicPr>
-                        </pic:nvPicPr>
-                        <pic:blipFill>
-                          <a:blip r:embed="rId37"/>
-                          <a:stretch>
-                            <a:fillRect/>
-                          </a:stretch>
-                        </pic:blipFill>
-                        <pic:spPr bwMode="auto">
-                          <a:xfrm>
-                            <a:off x="0" y="0"/>
-                            <a:ext cx="952500" cy="952500"/>
-                          </a:xfrm>
-                          <a:prstGeom prst="rect">
-                            <a:avLst/>
-                          </a:prstGeom>
-                          <a:noFill/>
-                          <a:ln w="9525">
-                            <a:noFill/>
-                            <a:headEnd/>
-                            <a:tailEnd/>
-                          </a:ln>
-                        </pic:spPr>
-                      </pic:pic>
-                    </a:graphicData>
-                  </a:graphic>
-                </wp:inline>
-              </w:drawing>
-            </w:r>
-          </w:p>
-        </w:tc>
-      </w:tr>
-      <w:tr>
+              <w:t xml:space="preserve">Masalah</w:t>
+            </w:r>
+          </w:p>
+        </w:tc>
         <w:tc>
           <w:tcPr/>
           <w:p>
@@ -603,131 +1005,321 @@
                 <w:b/>
                 <w:bCs/>
               </w:rPr>
-              <w:t xml:space="preserve">PIN</w:t>
-            </w:r>
-            <w:r>
-              <w:t xml:space="preserve">(</w:t>
-            </w:r>
+              <w:t xml:space="preserve">Penjelasan</w:t>
+            </w:r>
+          </w:p>
+        </w:tc>
+      </w:tr>
+      <w:tr>
+        <w:tc>
+          <w:tcPr/>
+          <w:p>
+            <w:pPr>
+              <w:pStyle w:val="Compact"/>
+            </w:pPr>
             <w:r>
               <w:rPr>
-                <w:i/>
-                <w:iCs/>
+                <w:b/>
+                <w:bCs/>
               </w:rPr>
-              <w:t xml:space="preserve">Personal Identification Number</w:t>
-            </w:r>
-            <w:r>
-              <w:t xml:space="preserve">)</w:t>
-            </w:r>
-          </w:p>
-        </w:tc>
-        <w:tc>
-          <w:tcPr/>
-          <w:p>
-            <w:pPr>
-              <w:pStyle w:val="Compact"/>
-            </w:pPr>
-            <w:r>
-              <w:t xml:space="preserve">Kode numerik yang digunakan sebagai alat verifikasi dalam transaksi non tunai.</w:t>
-            </w:r>
-          </w:p>
-        </w:tc>
-        <w:tc>
-          <w:tcPr/>
-          <w:p>
-            <w:pPr>
-              <w:pStyle w:val="Compact"/>
-            </w:pPr>
+              <w:t xml:space="preserve">Sinyal terputus saat penarikan dana bantuan</w:t>
+            </w:r>
+          </w:p>
+        </w:tc>
+        <w:tc>
+          <w:tcPr/>
+          <w:p>
+            <w:pPr>
+              <w:pStyle w:val="Compact"/>
+            </w:pPr>
+            <w:r>
+              <w:t xml:space="preserve">Gangguan jaringan komunikasi yang menyebabkan transaksi penarikan dana bantuan terhenti atau gagal saat sedang berlangsung</w:t>
+            </w:r>
+          </w:p>
+        </w:tc>
+      </w:tr>
+      <w:tr>
+        <w:tc>
+          <w:tcPr/>
+          <w:p>
+            <w:pPr>
+              <w:pStyle w:val="Compact"/>
+            </w:pPr>
+            <w:r>
+              <w:rPr>
+                <w:b/>
+                <w:bCs/>
+              </w:rPr>
+              <w:t xml:space="preserve">Kesulitan menggunakan EDC</w:t>
+            </w:r>
+          </w:p>
+        </w:tc>
+        <w:tc>
+          <w:tcPr/>
+          <w:p>
+            <w:pPr>
+              <w:pStyle w:val="Compact"/>
+            </w:pPr>
+            <w:r>
+              <w:t xml:space="preserve">Agen Bank mengalami hambatan dalam mengoperasikan mesin EDC, meskipun EDC-nya tidak bermasalah/error, bisa karena kurang familier dengan teknologi atau prosedur yang kompleks</w:t>
+            </w:r>
+          </w:p>
+        </w:tc>
+      </w:tr>
+      <w:tr>
+        <w:tc>
+          <w:tcPr/>
+          <w:p>
+            <w:pPr>
+              <w:pStyle w:val="Compact"/>
+            </w:pPr>
+            <w:r>
+              <w:rPr>
+                <w:b/>
+                <w:bCs/>
+              </w:rPr>
+              <w:t xml:space="preserve">Mesin EDC bermasalah</w:t>
+            </w:r>
+          </w:p>
+        </w:tc>
+        <w:tc>
+          <w:tcPr/>
+          <w:p>
+            <w:pPr>
+              <w:pStyle w:val="Compact"/>
+            </w:pPr>
+            <w:r>
+              <w:t xml:space="preserve">Kerusakan atau malfungsi pada perangkat EDC yang digunakan untuk transaksi, seperti error sistem, hang, atau komponen rusak</w:t>
+            </w:r>
+          </w:p>
+        </w:tc>
+      </w:tr>
+      <w:tr>
+        <w:tc>
+          <w:tcPr/>
+          <w:p>
+            <w:pPr>
+              <w:pStyle w:val="Compact"/>
+            </w:pPr>
+            <w:r>
+              <w:rPr>
+                <w:b/>
+                <w:bCs/>
+              </w:rPr>
+              <w:t xml:space="preserve">Kekurangan dana tunai</w:t>
+            </w:r>
+          </w:p>
+        </w:tc>
+        <w:tc>
+          <w:tcPr/>
+          <w:p>
+            <w:pPr>
+              <w:pStyle w:val="Compact"/>
+            </w:pPr>
+            <w:r>
+              <w:t xml:space="preserve">Agen Bank tidak memiliki uang tunai yang cukup untuk melayani penarikan dana bantuan dari KPM</w:t>
+            </w:r>
+          </w:p>
+        </w:tc>
+      </w:tr>
+      <w:tr>
+        <w:tc>
+          <w:tcPr/>
+          <w:p>
+            <w:pPr>
+              <w:pStyle w:val="Compact"/>
+            </w:pPr>
+            <w:r>
+              <w:rPr>
+                <w:b/>
+                <w:bCs/>
+              </w:rPr>
+              <w:t xml:space="preserve">Pihak Bank Penyalur sulit dikontak saat terdapat permasalahan</w:t>
+            </w:r>
+          </w:p>
+        </w:tc>
+        <w:tc>
+          <w:tcPr/>
+          <w:p>
+            <w:pPr>
+              <w:pStyle w:val="Compact"/>
+            </w:pPr>
+            <w:r>
+              <w:t xml:space="preserve">Kesulitan berkomunikasi dengan pihak bank ketika terjadi kendala teknis atau operasional yang memerlukan bantuan</w:t>
+            </w:r>
+          </w:p>
+        </w:tc>
+      </w:tr>
+      <w:tr>
+        <w:tc>
+          <w:tcPr/>
+          <w:p>
+            <w:pPr>
+              <w:pStyle w:val="Compact"/>
+            </w:pPr>
+            <w:r>
+              <w:rPr>
+                <w:b/>
+                <w:bCs/>
+              </w:rPr>
+              <w:t xml:space="preserve">Antrian membludak</w:t>
+            </w:r>
+          </w:p>
+        </w:tc>
+        <w:tc>
+          <w:tcPr/>
+          <w:p>
+            <w:pPr>
+              <w:pStyle w:val="Compact"/>
+            </w:pPr>
+            <w:r>
+              <w:t xml:space="preserve">Jumlah KPM yang datang untuk mengambil bantuan melebihi kapasitas pelayanan Agen Bank, menyebabkan antrian panjang</w:t>
+            </w:r>
+          </w:p>
+        </w:tc>
+      </w:tr>
+      <w:tr>
+        <w:tc>
+          <w:tcPr/>
+          <w:p>
+            <w:pPr>
+              <w:pStyle w:val="Compact"/>
+            </w:pPr>
+            <w:r>
+              <w:rPr>
+                <w:b/>
+                <w:bCs/>
+              </w:rPr>
+              <w:t xml:space="preserve">Tidak ada masalah</w:t>
+            </w:r>
+          </w:p>
+        </w:tc>
+        <w:tc>
+          <w:tcPr/>
+          <w:p>
+            <w:pPr>
+              <w:pStyle w:val="Compact"/>
+            </w:pPr>
+            <w:r>
+              <w:t xml:space="preserve">Agen Bank tidak mengalami kendala apapun dalam proses penyaluran bantuan sosial</w:t>
+            </w:r>
           </w:p>
         </w:tc>
       </w:tr>
     </w:tbl>
-    <w:p>
-      <w:pPr>
-        <w:pStyle w:val="BodyText"/>
-      </w:pPr>
-      <w:r>
-        <w:t xml:space="preserve">Ada tiga jenis</w:t>
-      </w:r>
-      <w:r>
-        <w:t xml:space="preserve"> </w:t>
-      </w:r>
+    <w:bookmarkEnd w:id="49"/>
+    <w:bookmarkStart w:id="50" w:name="section-15"/>
+    <w:p>
+      <w:pPr>
+        <w:pStyle w:val="Heading3"/>
+      </w:pPr>
+      <w:r>
+        <w:t xml:space="preserve">319</w:t>
+      </w:r>
+    </w:p>
+    <w:p>
+      <w:pPr>
+        <w:pStyle w:val="FirstParagraph"/>
+      </w:pPr>
       <w:r>
         <w:rPr>
           <w:b/>
           <w:bCs/>
         </w:rPr>
-        <w:t xml:space="preserve">mesin EDC</w:t>
+        <w:t xml:space="preserve">Cara perhitungan periode bansos</w:t>
+      </w:r>
+      <w:r>
+        <w:t xml:space="preserve">:</w:t>
       </w:r>
       <w:r>
         <w:t xml:space="preserve"> </w:t>
       </w:r>
       <w:r>
-        <w:t xml:space="preserve">yang umum digunakan oleh merchant di Indonesia, yaitu:</w:t>
-      </w:r>
-    </w:p>
-    <w:p>
-      <w:pPr>
-        <w:pStyle w:val="Compact"/>
-        <w:numPr>
-          <w:ilvl w:val="0"/>
-          <w:numId w:val="1001"/>
-        </w:numPr>
+        <w:t xml:space="preserve">Periode PKH di 2025 disalurkan ke dalam 4 periode atau 4 tahap, Tahap I (Jan-Mar), Tahap II (Apr-Jun), Tahap III (Jul-Sep), dan Tahap IV (Okt-Des). Program Sembako di 2025 juga disalurkan ke dalam 4 periode, yaitu Bulan Jan-Mar, Bulan Apr-Jun, Bulan Jul-Sep, dan Bulan Okt-Des.</w:t>
+      </w:r>
+    </w:p>
+    <w:bookmarkEnd w:id="50"/>
+    <w:bookmarkEnd w:id="51"/>
+    <w:bookmarkStart w:id="78" w:name="blok-iv.-layanan-keuangan-agen-bank"/>
+    <w:p>
+      <w:pPr>
+        <w:pStyle w:val="Heading2"/>
+      </w:pPr>
+      <w:r>
+        <w:t xml:space="preserve">BLOK IV. LAYANAN KEUANGAN AGEN BANK</w:t>
+      </w:r>
+    </w:p>
+    <w:p>
+      <w:pPr>
+        <w:pStyle w:val="FirstParagraph"/>
+      </w:pPr>
+      <w:r>
+        <w:t xml:space="preserve">Blok IV membahas layanan keuangan yang disediakan oleh Agen Bank secara umum kepada semua konsumen (baik KPM maupun non-KPM), bukan hanya terkait penyaluran bantuan sosial. Berbeda dengan Blok III yang fokus pada layanan penarikan bansos untuk KPM, blok ini mencakup semua jenis layanan perbankan dan keuangan yang tersedia di Agen Bank.</w:t>
+      </w:r>
+    </w:p>
+    <w:bookmarkStart w:id="67" w:name="section-16"/>
+    <w:p>
+      <w:pPr>
+        <w:pStyle w:val="Heading3"/>
+      </w:pPr>
+      <w:r>
+        <w:t xml:space="preserve">401-404</w:t>
+      </w:r>
+    </w:p>
+    <w:p>
+      <w:pPr>
+        <w:pStyle w:val="FirstParagraph"/>
       </w:pPr>
       <w:r>
         <w:rPr>
           <w:b/>
           <w:bCs/>
         </w:rPr>
-        <w:t xml:space="preserve">Fixed line</w:t>
+        <w:t xml:space="preserve">Cara mengisi pertanyaan 401-404:</w:t>
+      </w:r>
+    </w:p>
+    <w:p>
+      <w:pPr>
+        <w:pStyle w:val="BodyText"/>
+      </w:pPr>
+      <w:r>
+        <w:t xml:space="preserve">Pertanyaan 401-404 diajukan secara horizontal/berurutan untuk setiap jenis layanan. Untuk setiap jenis layanan keuangan, tanyakan berturut-turut:</w:t>
+      </w:r>
+      <w:r>
+        <w:t xml:space="preserve"> </w:t>
+      </w:r>
+      <w:r>
+        <w:t xml:space="preserve">1. Apakah responden mengetahui layanan tersebut? (401)</w:t>
+      </w:r>
+      <w:r>
+        <w:t xml:space="preserve"> </w:t>
+      </w:r>
+      <w:r>
+        <w:t xml:space="preserve">2. Apakah layanan tersebut tersedia/ada di Agen Bank? (402)</w:t>
       </w:r>
       <w:r>
         <w:br/>
       </w:r>
-    </w:p>
-    <w:p>
-      <w:pPr>
-        <w:pStyle w:val="Compact"/>
-        <w:numPr>
-          <w:ilvl w:val="0"/>
-          <w:numId w:val="1002"/>
-        </w:numPr>
-      </w:pPr>
-      <w:r>
-        <w:t xml:space="preserve">Terhubung lewat jaringan telepon dan kabel listrik.</w:t>
-      </w:r>
-      <w:r>
-        <w:br/>
-      </w:r>
-    </w:p>
-    <w:p>
-      <w:pPr>
-        <w:pStyle w:val="Compact"/>
-        <w:numPr>
-          <w:ilvl w:val="0"/>
-          <w:numId w:val="1002"/>
-        </w:numPr>
-      </w:pPr>
-      <w:r>
-        <w:t xml:space="preserve">Dipakai untuk bisnis skala kecil hingga besar.</w:t>
-      </w:r>
-    </w:p>
-    <w:p>
-      <w:pPr>
-        <w:pStyle w:val="Compact"/>
-        <w:numPr>
-          <w:ilvl w:val="0"/>
-          <w:numId w:val="1003"/>
-        </w:numPr>
+      <w:r>
+        <w:t xml:space="preserve">3. Apakah layanan tersebut biasanya digunakan oleh konsumen umum? (403)</w:t>
+      </w:r>
+      <w:r>
+        <w:t xml:space="preserve"> </w:t>
+      </w:r>
+      <w:r>
+        <w:t xml:space="preserve">4. Apakah layanan tersebut biasanya digunakan oleh KPM? (404)</w:t>
+      </w:r>
+    </w:p>
+    <w:p>
+      <w:pPr>
+        <w:pStyle w:val="BodyText"/>
       </w:pPr>
       <w:r>
         <w:rPr>
           <w:b/>
           <w:bCs/>
         </w:rPr>
-        <w:t xml:space="preserve">GPRS</w:t>
-      </w:r>
-      <w:r>
-        <w:br/>
+        <w:t xml:space="preserve">Contoh urutan pertanyaan:</w:t>
       </w:r>
     </w:p>
     <w:p>
@@ -735,14 +1327,53 @@
         <w:pStyle w:val="Compact"/>
         <w:numPr>
           <w:ilvl w:val="0"/>
-          <w:numId w:val="1004"/>
+          <w:numId w:val="1008"/>
         </w:numPr>
       </w:pPr>
       <w:r>
-        <w:t xml:space="preserve">Mengandalkan jaringan seluler.</w:t>
-      </w:r>
-      <w:r>
-        <w:br/>
+        <w:t xml:space="preserve">Pertanyaan tentang Kartu Kredit:</w:t>
+      </w:r>
+      <w:r>
+        <w:t xml:space="preserve"> </w:t>
+      </w:r>
+      <w:r>
+        <w:t xml:space="preserve">“Apakah Bapak/Ibu mengetahui Kartu Kredit?”</w:t>
+      </w:r>
+      <w:r>
+        <w:t xml:space="preserve"> </w:t>
+      </w:r>
+      <w:r>
+        <w:t xml:space="preserve">→</w:t>
+      </w:r>
+      <w:r>
+        <w:t xml:space="preserve"> </w:t>
+      </w:r>
+      <w:r>
+        <w:t xml:space="preserve">“Apakah tersedia di Agen Bank?”</w:t>
+      </w:r>
+      <w:r>
+        <w:t xml:space="preserve"> </w:t>
+      </w:r>
+      <w:r>
+        <w:t xml:space="preserve">→</w:t>
+      </w:r>
+      <w:r>
+        <w:t xml:space="preserve"> </w:t>
+      </w:r>
+      <w:r>
+        <w:t xml:space="preserve">“Apakah biasanya digunakan konsumen?”</w:t>
+      </w:r>
+      <w:r>
+        <w:t xml:space="preserve"> </w:t>
+      </w:r>
+      <w:r>
+        <w:t xml:space="preserve">→</w:t>
+      </w:r>
+      <w:r>
+        <w:t xml:space="preserve"> </w:t>
+      </w:r>
+      <w:r>
+        <w:t xml:space="preserve">“Apakah biasanya digunakan KPM?”</w:t>
       </w:r>
     </w:p>
     <w:p>
@@ -750,11 +1381,53 @@
         <w:pStyle w:val="Compact"/>
         <w:numPr>
           <w:ilvl w:val="0"/>
-          <w:numId w:val="1004"/>
+          <w:numId w:val="1008"/>
         </w:numPr>
       </w:pPr>
       <w:r>
-        <w:t xml:space="preserve">Lebih portable, namun sinyal bisa berpengaruh.</w:t>
+        <w:t xml:space="preserve">Kemudian lanjut ke Uang Elektronik berbasis chip:</w:t>
+      </w:r>
+      <w:r>
+        <w:t xml:space="preserve"> </w:t>
+      </w:r>
+      <w:r>
+        <w:t xml:space="preserve">“Apakah mengetahui UE Chip?”</w:t>
+      </w:r>
+      <w:r>
+        <w:t xml:space="preserve"> </w:t>
+      </w:r>
+      <w:r>
+        <w:t xml:space="preserve">→</w:t>
+      </w:r>
+      <w:r>
+        <w:t xml:space="preserve"> </w:t>
+      </w:r>
+      <w:r>
+        <w:t xml:space="preserve">“Apakah tersedia?”</w:t>
+      </w:r>
+      <w:r>
+        <w:t xml:space="preserve"> </w:t>
+      </w:r>
+      <w:r>
+        <w:t xml:space="preserve">→</w:t>
+      </w:r>
+      <w:r>
+        <w:t xml:space="preserve"> </w:t>
+      </w:r>
+      <w:r>
+        <w:t xml:space="preserve">“Apakah digunakan konsumen?”</w:t>
+      </w:r>
+      <w:r>
+        <w:t xml:space="preserve"> </w:t>
+      </w:r>
+      <w:r>
+        <w:t xml:space="preserve">→</w:t>
+      </w:r>
+      <w:r>
+        <w:t xml:space="preserve"> </w:t>
+      </w:r>
+      <w:r>
+        <w:t xml:space="preserve">“Apakah digunakan KPM?”</w:t>
       </w:r>
     </w:p>
     <w:p>
@@ -762,18 +1435,23 @@
         <w:pStyle w:val="Compact"/>
         <w:numPr>
           <w:ilvl w:val="0"/>
-          <w:numId w:val="1005"/>
+          <w:numId w:val="1008"/>
         </w:numPr>
+      </w:pPr>
+      <w:r>
+        <w:t xml:space="preserve">Dan seterusnya untuk semua jenis layanan.</w:t>
+      </w:r>
+    </w:p>
+    <w:p>
+      <w:pPr>
+        <w:pStyle w:val="FirstParagraph"/>
       </w:pPr>
       <w:r>
         <w:rPr>
           <w:b/>
           <w:bCs/>
         </w:rPr>
-        <w:t xml:space="preserve">GPRS mobile</w:t>
-      </w:r>
-      <w:r>
-        <w:br/>
+        <w:t xml:space="preserve">Catatan penting:</w:t>
       </w:r>
     </w:p>
     <w:p>
@@ -781,14 +1459,11 @@
         <w:pStyle w:val="Compact"/>
         <w:numPr>
           <w:ilvl w:val="0"/>
-          <w:numId w:val="1006"/>
+          <w:numId w:val="1009"/>
         </w:numPr>
       </w:pPr>
       <w:r>
-        <w:t xml:space="preserve">Kombinasi fixed line dan GPRS.</w:t>
-      </w:r>
-      <w:r>
-        <w:br/>
+        <w:t xml:space="preserve">Opsi yang memiliki kolom dengan kotak hitam (■) tidak perlu ditanyakan kepada responden.</w:t>
       </w:r>
     </w:p>
     <w:p>
@@ -796,49 +1471,46 @@
         <w:pStyle w:val="Compact"/>
         <w:numPr>
           <w:ilvl w:val="0"/>
-          <w:numId w:val="1006"/>
+          <w:numId w:val="1009"/>
         </w:numPr>
-      </w:pPr>
-      <w:r>
-        <w:t xml:space="preserve">Bisa menggunakan kabel atau seluler, lebih fleksibel.</w:t>
-      </w:r>
-    </w:p>
-    <w:p>
-      <w:pPr>
-        <w:pStyle w:val="FirstParagraph"/>
       </w:pPr>
       <w:r>
         <w:rPr>
           <w:b/>
           <w:bCs/>
         </w:rPr>
-        <w:t xml:space="preserve">Layanan antar kepada KPM (313)</w:t>
+        <w:t xml:space="preserve">Hati-hati dalam mengisi pertanyaan 403 dan 404.</w:t>
       </w:r>
       <w:r>
         <w:t xml:space="preserve"> </w:t>
       </w:r>
       <w:r>
-        <w:t xml:space="preserve">sangat memungkinkan untuk dilakukan oleh Agen Bank, terutama jika Agen Bank tersebut memiliki mesin EDC jenis GPRS atau GPRS mobile.</w:t>
-      </w:r>
-    </w:p>
-    <w:bookmarkEnd w:id="40"/>
-    <w:bookmarkEnd w:id="41"/>
-    <w:bookmarkStart w:id="61" w:name="blok-iv.-layanan-keuangan-agen-bank"/>
-    <w:p>
-      <w:pPr>
-        <w:pStyle w:val="Heading2"/>
-      </w:pPr>
-      <w:r>
-        <w:t xml:space="preserve">BLOK IV. LAYANAN KEUANGAN AGEN BANK</w:t>
-      </w:r>
-    </w:p>
-    <w:bookmarkStart w:id="57" w:name="section-7"/>
-    <w:p>
-      <w:pPr>
-        <w:pStyle w:val="Heading3"/>
-      </w:pPr>
-      <w:r>
-        <w:t xml:space="preserve">401-405</w:t>
+        <w:t xml:space="preserve">403 adalah jenis alat pembayaran apa yang biasanya (pernah) digunakan oleh KONSUMEN UMUM (KPM dan</w:t>
+      </w:r>
+      <w:r>
+        <w:t xml:space="preserve"> </w:t>
+      </w:r>
+      <w:r>
+        <w:rPr>
+          <w:i/>
+          <w:iCs/>
+        </w:rPr>
+        <w:t xml:space="preserve">non</w:t>
+      </w:r>
+      <w:r>
+        <w:t xml:space="preserve">-KPM). Sedangkan 404 adalah jenis alat pembayaran apa yang biasanya (pernah) digunakan oleh KPM.</w:t>
+      </w:r>
+    </w:p>
+    <w:p>
+      <w:pPr>
+        <w:pStyle w:val="FirstParagraph"/>
+      </w:pPr>
+      <w:r>
+        <w:rPr>
+          <w:b/>
+          <w:bCs/>
+        </w:rPr>
+        <w:t xml:space="preserve">Daftar Istilah</w:t>
       </w:r>
     </w:p>
     <w:tbl>
@@ -945,18 +1617,18 @@
                 <wp:inline>
                   <wp:extent cx="476250" cy="346363"/>
                   <wp:effectExtent b="0" l="0" r="0" t="0"/>
-                  <wp:docPr descr="" title="" id="43" name="Picture"/>
+                  <wp:docPr descr="" title="" id="53" name="Picture"/>
                   <a:graphic>
                     <a:graphicData uri="http://schemas.openxmlformats.org/drawingml/2006/picture">
                       <pic:pic>
                         <pic:nvPicPr>
-                          <pic:cNvPr descr="img/kks.png" id="44" name="Picture"/>
+                          <pic:cNvPr descr="img/kks.png" id="54" name="Picture"/>
                           <pic:cNvPicPr>
                             <a:picLocks noChangeArrowheads="1" noChangeAspect="1"/>
                           </pic:cNvPicPr>
                         </pic:nvPicPr>
                         <pic:blipFill>
-                          <a:blip r:embed="rId42"/>
+                          <a:blip r:embed="rId52"/>
                           <a:stretch>
                             <a:fillRect/>
                           </a:stretch>
@@ -1088,18 +1760,18 @@
                 <wp:inline>
                   <wp:extent cx="476250" cy="308777"/>
                   <wp:effectExtent b="0" l="0" r="0" t="0"/>
-                  <wp:docPr descr="" title="" id="46" name="Picture"/>
+                  <wp:docPr descr="" title="" id="56" name="Picture"/>
                   <a:graphic>
                     <a:graphicData uri="http://schemas.openxmlformats.org/drawingml/2006/picture">
                       <pic:pic>
                         <pic:nvPicPr>
-                          <pic:cNvPr descr="img/e1.png" id="47" name="Picture"/>
+                          <pic:cNvPr descr="img/e1.png" id="57" name="Picture"/>
                           <pic:cNvPicPr>
                             <a:picLocks noChangeArrowheads="1" noChangeAspect="1"/>
                           </pic:cNvPicPr>
                         </pic:nvPicPr>
                         <pic:blipFill>
-                          <a:blip r:embed="rId45"/>
+                          <a:blip r:embed="rId55"/>
                           <a:stretch>
                             <a:fillRect/>
                           </a:stretch>
@@ -1133,18 +1805,18 @@
                 <wp:inline>
                   <wp:extent cx="476250" cy="312208"/>
                   <wp:effectExtent b="0" l="0" r="0" t="0"/>
-                  <wp:docPr descr="" title="" id="49" name="Picture"/>
+                  <wp:docPr descr="" title="" id="59" name="Picture"/>
                   <a:graphic>
                     <a:graphicData uri="http://schemas.openxmlformats.org/drawingml/2006/picture">
                       <pic:pic>
                         <pic:nvPicPr>
-                          <pic:cNvPr descr="img/e2.png" id="50" name="Picture"/>
+                          <pic:cNvPr descr="img/e2.png" id="60" name="Picture"/>
                           <pic:cNvPicPr>
                             <a:picLocks noChangeArrowheads="1" noChangeAspect="1"/>
                           </pic:cNvPicPr>
                         </pic:nvPicPr>
                         <pic:blipFill>
-                          <a:blip r:embed="rId48"/>
+                          <a:blip r:embed="rId58"/>
                           <a:stretch>
                             <a:fillRect/>
                           </a:stretch>
@@ -1210,7 +1882,7 @@
               <w:t xml:space="preserve"> </w:t>
             </w:r>
             <w:r>
-              <w:t xml:space="preserve">LinkAja, OVO, Go-Pay, Dana</w:t>
+              <w:t xml:space="preserve">ShopeePay, LinkAja, OVO, Go-Pay, Dana</w:t>
             </w:r>
           </w:p>
         </w:tc>
@@ -1226,18 +1898,18 @@
                 <wp:inline>
                   <wp:extent cx="952500" cy="229305"/>
                   <wp:effectExtent b="0" l="0" r="0" t="0"/>
-                  <wp:docPr descr="" title="" id="52" name="Picture"/>
+                  <wp:docPr descr="" title="" id="62" name="Picture"/>
                   <a:graphic>
                     <a:graphicData uri="http://schemas.openxmlformats.org/drawingml/2006/picture">
                       <pic:pic>
                         <pic:nvPicPr>
-                          <pic:cNvPr descr="img/e3.png" id="53" name="Picture"/>
+                          <pic:cNvPr descr="img/e3.png" id="63" name="Picture"/>
                           <pic:cNvPicPr>
                             <a:picLocks noChangeArrowheads="1" noChangeAspect="1"/>
                           </pic:cNvPicPr>
                         </pic:nvPicPr>
                         <pic:blipFill>
-                          <a:blip r:embed="rId51"/>
+                          <a:blip r:embed="rId61"/>
                           <a:stretch>
                             <a:fillRect/>
                           </a:stretch>
@@ -1419,18 +2091,18 @@
                 <wp:inline>
                   <wp:extent cx="476250" cy="636783"/>
                   <wp:effectExtent b="0" l="0" r="0" t="0"/>
-                  <wp:docPr descr="" title="" id="55" name="Picture"/>
+                  <wp:docPr descr="" title="" id="65" name="Picture"/>
                   <a:graphic>
                     <a:graphicData uri="http://schemas.openxmlformats.org/drawingml/2006/picture">
                       <pic:pic>
                         <pic:nvPicPr>
-                          <pic:cNvPr descr="img/qris.png" id="56" name="Picture"/>
+                          <pic:cNvPr descr="img/qris.png" id="66" name="Picture"/>
                           <pic:cNvPicPr>
                             <a:picLocks noChangeArrowheads="1" noChangeAspect="1"/>
                           </pic:cNvPicPr>
                         </pic:nvPicPr>
                         <pic:blipFill>
-                          <a:blip r:embed="rId54"/>
+                          <a:blip r:embed="rId64"/>
                           <a:stretch>
                             <a:fillRect/>
                           </a:stretch>
@@ -1460,54 +2132,103 @@
         </w:tc>
       </w:tr>
     </w:tbl>
-    <w:bookmarkEnd w:id="57"/>
-    <w:bookmarkStart w:id="58" w:name="section-8"/>
+    <w:bookmarkEnd w:id="67"/>
+    <w:bookmarkStart w:id="68" w:name="section-17"/>
     <w:p>
       <w:pPr>
         <w:pStyle w:val="Heading3"/>
       </w:pPr>
       <w:r>
-        <w:t xml:space="preserve">403-404</w:t>
+        <w:t xml:space="preserve">405</w:t>
       </w:r>
     </w:p>
     <w:p>
       <w:pPr>
         <w:pStyle w:val="FirstParagraph"/>
       </w:pPr>
+      <w:r>
+        <w:t xml:space="preserve">Pertanyaan ini bertujuan untuk mengetahui</w:t>
+      </w:r>
+      <w:r>
+        <w:t xml:space="preserve"> </w:t>
+      </w:r>
       <w:r>
         <w:rPr>
           <w:b/>
           <w:bCs/>
         </w:rPr>
-        <w:t xml:space="preserve">Hati-hati dalam mengisi pertanyaan 403 dan 404.</w:t>
+        <w:t xml:space="preserve">minat atau kebutuhan konsumen</w:t>
       </w:r>
       <w:r>
         <w:t xml:space="preserve"> </w:t>
       </w:r>
       <w:r>
-        <w:t xml:space="preserve">403 adalah jenis alat pembayaran apa yang biasanya (pernah) digunakan oleh KONSUMEN UMUM. Sedangkan 404 adalah jenis alat pembayaran apa yang biasanya (pernah) digunakan oleh KPM.</w:t>
-      </w:r>
-    </w:p>
-    <w:bookmarkEnd w:id="58"/>
-    <w:bookmarkStart w:id="59" w:name="section-9"/>
+        <w:t xml:space="preserve">terhadap berbagai jenis alat pembayaran yang mungkin belum tersedia di Agen Bank tersebut, namun pernah ditanyakan atau diminati oleh konsumen.</w:t>
+      </w:r>
+    </w:p>
+    <w:p>
+      <w:pPr>
+        <w:pStyle w:val="BodyText"/>
+      </w:pPr>
+      <w:r>
+        <w:t xml:space="preserve">Penjelasan istilah dapat dilihat pada</w:t>
+      </w:r>
+      <w:r>
+        <w:t xml:space="preserve"> </w:t>
+      </w:r>
+      <w:r>
+        <w:rPr>
+          <w:b/>
+          <w:bCs/>
+        </w:rPr>
+        <w:t xml:space="preserve">Daftar Istilah</w:t>
+      </w:r>
+      <w:r>
+        <w:t xml:space="preserve"> </w:t>
+      </w:r>
+      <w:r>
+        <w:t xml:space="preserve">pertanyaan 401-404.</w:t>
+      </w:r>
+    </w:p>
+    <w:bookmarkEnd w:id="68"/>
+    <w:bookmarkStart w:id="75" w:name="section-18"/>
     <w:p>
       <w:pPr>
         <w:pStyle w:val="Heading3"/>
       </w:pPr>
       <w:r>
         <w:t xml:space="preserve">406</w:t>
+      </w:r>
+    </w:p>
+    <w:p>
+      <w:pPr>
+        <w:pStyle w:val="FirstParagraph"/>
+      </w:pPr>
+      <w:r>
+        <w:rPr>
+          <w:b/>
+          <w:bCs/>
+        </w:rPr>
+        <w:t xml:space="preserve">Catatan:</w:t>
+      </w:r>
+      <w:r>
+        <w:t xml:space="preserve"> </w:t>
+      </w:r>
+      <w:r>
+        <w:t xml:space="preserve">Pertanyaan 406 hanya ditanyakan jika di Agen Bank tersedia QRIS.</w:t>
       </w:r>
     </w:p>
     <w:tbl>
       <w:tblPr>
         <w:tblStyle w:val="Table"/>
-        <w:tblW w:type="pct" w:w="4800"/>
+        <w:tblW w:type="pct" w:w="5000"/>
         <w:tblLayout w:type="fixed"/>
         <w:tblLook w:firstRow="1" w:lastRow="0" w:firstColumn="0" w:lastColumn="0" w:noHBand="0" w:noVBand="0" w:val="0020"/>
       </w:tblPr>
       <w:tblGrid>
+        <w:gridCol w:w="2376"/>
         <w:gridCol w:w="3168"/>
-        <w:gridCol w:w="4435"/>
+        <w:gridCol w:w="2376"/>
       </w:tblGrid>
       <w:tr>
         <w:trPr>
@@ -1543,6 +2264,22 @@
             </w:r>
           </w:p>
         </w:tc>
+        <w:tc>
+          <w:tcPr/>
+          <w:p>
+            <w:pPr>
+              <w:pStyle w:val="Compact"/>
+              <w:jc w:val="left"/>
+            </w:pPr>
+            <w:r>
+              <w:rPr>
+                <w:b/>
+                <w:bCs/>
+              </w:rPr>
+              <w:t xml:space="preserve">Ilustrasi</w:t>
+            </w:r>
+          </w:p>
+        </w:tc>
       </w:tr>
       <w:tr>
         <w:tc>
@@ -1567,7 +2304,58 @@
               <w:pStyle w:val="Compact"/>
             </w:pPr>
             <w:r>
-              <w:t xml:space="preserve">Merchant atau Agen Bank menggunakan stiker atau hasil cetak QRIS yang akan dipindai oleh konsumen. Konsumen lalu memasukkan nilai nominal pembayaran dan PIN hingga transaksi berhasil.</w:t>
+              <w:t xml:space="preserve">QRIS yang ditempatkan permanen di Agen Bank (misalnya diletakkan di meja atau ditempelkan di dinding). Konsumen memindai QRIS ini, lalu memasukkan nilai nominal pembayaran dan PIN hingga transaksi berhasil.</w:t>
+            </w:r>
+          </w:p>
+        </w:tc>
+        <w:tc>
+          <w:tcPr/>
+          <w:p>
+            <w:pPr>
+              <w:pStyle w:val="Compact"/>
+              <w:jc w:val="left"/>
+            </w:pPr>
+            <w:r>
+              <w:drawing>
+                <wp:inline>
+                  <wp:extent cx="1905000" cy="1283368"/>
+                  <wp:effectExtent b="0" l="0" r="0" t="0"/>
+                  <wp:docPr descr="" title="" id="70" name="Picture"/>
+                  <a:graphic>
+                    <a:graphicData uri="http://schemas.openxmlformats.org/drawingml/2006/picture">
+                      <pic:pic>
+                        <pic:nvPicPr>
+                          <pic:cNvPr descr="img/qris_statis.png" id="71" name="Picture"/>
+                          <pic:cNvPicPr>
+                            <a:picLocks noChangeArrowheads="1" noChangeAspect="1"/>
+                          </pic:cNvPicPr>
+                        </pic:nvPicPr>
+                        <pic:blipFill>
+                          <a:blip r:embed="rId69"/>
+                          <a:stretch>
+                            <a:fillRect/>
+                          </a:stretch>
+                        </pic:blipFill>
+                        <pic:spPr bwMode="auto">
+                          <a:xfrm>
+                            <a:off x="0" y="0"/>
+                            <a:ext cx="1905000" cy="1283368"/>
+                          </a:xfrm>
+                          <a:prstGeom prst="rect">
+                            <a:avLst/>
+                          </a:prstGeom>
+                          <a:noFill/>
+                          <a:ln w="9525">
+                            <a:noFill/>
+                            <a:headEnd/>
+                            <a:tailEnd/>
+                          </a:ln>
+                        </pic:spPr>
+                      </pic:pic>
+                    </a:graphicData>
+                  </a:graphic>
+                </wp:inline>
+              </w:drawing>
             </w:r>
           </w:p>
         </w:tc>
@@ -1595,14 +2383,65 @@
               <w:pStyle w:val="Compact"/>
             </w:pPr>
             <w:r>
-              <w:t xml:space="preserve">Merchant atau Agen Bank menggunakan QRIS yang didapat dari mesin EDC atau smartphone. Nilai nominal pembayaran dimasukkan oleh merchant atau penjual pada mesin EDC atau smartphone. Konsumen memindai QRIS dan memasukkan PIN hingga transaksi berhasil.</w:t>
+              <w:t xml:space="preserve">QRIS yang ditampilkan atau di-print-out dari mesin EDC atau ditampilkan dari handphone Agen Bank. Nilai nominal pembayaran dimasukkan terlebih dahulu oleh Agen Bank pada mesin EDC atau smartphone. Konsumen kemudian memindai QRIS dan memasukkan PIN hingga transaksi berhasil.</w:t>
+            </w:r>
+          </w:p>
+        </w:tc>
+        <w:tc>
+          <w:tcPr/>
+          <w:p>
+            <w:pPr>
+              <w:pStyle w:val="Compact"/>
+              <w:jc w:val="left"/>
+            </w:pPr>
+            <w:r>
+              <w:drawing>
+                <wp:inline>
+                  <wp:extent cx="1905000" cy="1270000"/>
+                  <wp:effectExtent b="0" l="0" r="0" t="0"/>
+                  <wp:docPr descr="" title="" id="73" name="Picture"/>
+                  <a:graphic>
+                    <a:graphicData uri="http://schemas.openxmlformats.org/drawingml/2006/picture">
+                      <pic:pic>
+                        <pic:nvPicPr>
+                          <pic:cNvPr descr="img/qris_dinamis.jpg" id="74" name="Picture"/>
+                          <pic:cNvPicPr>
+                            <a:picLocks noChangeArrowheads="1" noChangeAspect="1"/>
+                          </pic:cNvPicPr>
+                        </pic:nvPicPr>
+                        <pic:blipFill>
+                          <a:blip r:embed="rId72"/>
+                          <a:stretch>
+                            <a:fillRect/>
+                          </a:stretch>
+                        </pic:blipFill>
+                        <pic:spPr bwMode="auto">
+                          <a:xfrm>
+                            <a:off x="0" y="0"/>
+                            <a:ext cx="1905000" cy="1270000"/>
+                          </a:xfrm>
+                          <a:prstGeom prst="rect">
+                            <a:avLst/>
+                          </a:prstGeom>
+                          <a:noFill/>
+                          <a:ln w="9525">
+                            <a:noFill/>
+                            <a:headEnd/>
+                            <a:tailEnd/>
+                          </a:ln>
+                        </pic:spPr>
+                      </pic:pic>
+                    </a:graphicData>
+                  </a:graphic>
+                </wp:inline>
+              </w:drawing>
             </w:r>
           </w:p>
         </w:tc>
       </w:tr>
     </w:tbl>
-    <w:bookmarkEnd w:id="59"/>
-    <w:bookmarkStart w:id="60" w:name="section-10"/>
+    <w:bookmarkEnd w:id="75"/>
+    <w:bookmarkStart w:id="76" w:name="section-19"/>
     <w:p>
       <w:pPr>
         <w:pStyle w:val="Heading3"/>
@@ -1616,12 +2455,79 @@
         <w:pStyle w:val="FirstParagraph"/>
       </w:pPr>
       <w:r>
-        <w:t xml:space="preserve">Sebagai catatan tambahan, satu Agen Bank tidak diperkenankan memiliki lebih dari satu mesin EDC dari Bank Penyalur yang sama. Jadi, jika seorang Agen Bank sudah memiliki mesin EDC dari Bank Mandiri, mereka tidak diperbolehkan memiliki mesin EDC lain dari Bank Mandiri lagi. Mereka hanya boleh memiliki satu mesin EDC untuk setiap bank penyalur.</w:t>
-      </w:r>
-    </w:p>
-    <w:bookmarkEnd w:id="60"/>
-    <w:bookmarkEnd w:id="61"/>
-    <w:bookmarkStart w:id="65" w:name="blok-v.-kualitas-sarana-telekomunikasi"/>
+        <w:t xml:space="preserve">Misal: 1 unit, diisi [0][1]</w:t>
+      </w:r>
+    </w:p>
+    <w:p>
+      <w:pPr>
+        <w:pStyle w:val="BodyText"/>
+      </w:pPr>
+      <w:r>
+        <w:rPr>
+          <w:b/>
+          <w:bCs/>
+        </w:rPr>
+        <w:t xml:space="preserve">Catatan:</w:t>
+      </w:r>
+    </w:p>
+    <w:p>
+      <w:pPr>
+        <w:pStyle w:val="Compact"/>
+        <w:numPr>
+          <w:ilvl w:val="0"/>
+          <w:numId w:val="1010"/>
+        </w:numPr>
+      </w:pPr>
+      <w:r>
+        <w:t xml:space="preserve">Satu Agen Bank tidak diperkenankan memiliki lebih dari satu mesin EDC dari Bank Penyalur yang sama. Jadi, jika seorang Agen Bank sudah memiliki mesin EDC dari Bank Mandiri, mereka tidak diperbolehkan memiliki mesin EDC lain dari Bank Mandiri lagi. Mereka hanya boleh memiliki satu mesin EDC untuk setiap bank penyalur.</w:t>
+      </w:r>
+    </w:p>
+    <w:p>
+      <w:pPr>
+        <w:pStyle w:val="Compact"/>
+        <w:numPr>
+          <w:ilvl w:val="0"/>
+          <w:numId w:val="1010"/>
+        </w:numPr>
+      </w:pPr>
+      <w:r>
+        <w:t xml:space="preserve">Yang diperhitungkan disini adalah jumlah EDC yang dapat dipakai.</w:t>
+      </w:r>
+    </w:p>
+    <w:bookmarkEnd w:id="76"/>
+    <w:bookmarkStart w:id="77" w:name="section-20"/>
+    <w:p>
+      <w:pPr>
+        <w:pStyle w:val="Heading3"/>
+      </w:pPr>
+      <w:r>
+        <w:t xml:space="preserve">410-411</w:t>
+      </w:r>
+    </w:p>
+    <w:p>
+      <w:pPr>
+        <w:pStyle w:val="FirstParagraph"/>
+      </w:pPr>
+      <w:r>
+        <w:t xml:space="preserve">Pertanyaan 410 ditanyakan terlebih dahulu. Kemudian pertanyaan 411 hanya ditanyakan untuk</w:t>
+      </w:r>
+      <w:r>
+        <w:t xml:space="preserve"> </w:t>
+      </w:r>
+      <w:r>
+        <w:rPr>
+          <w:b/>
+          <w:bCs/>
+        </w:rPr>
+        <w:t xml:space="preserve">opsi yang dipilih/diceklis pada pertanyaan 410</w:t>
+      </w:r>
+      <w:r>
+        <w:t xml:space="preserve">.</w:t>
+      </w:r>
+    </w:p>
+    <w:bookmarkEnd w:id="77"/>
+    <w:bookmarkEnd w:id="78"/>
+    <w:bookmarkStart w:id="94" w:name="blok-v.-kualitas-sarana-telekomunikasi"/>
     <w:p>
       <w:pPr>
         <w:pStyle w:val="Heading2"/>
@@ -1630,13 +2536,21 @@
         <w:t xml:space="preserve">BLOK V. KUALITAS SARANA TELEKOMUNIKASI</w:t>
       </w:r>
     </w:p>
-    <w:bookmarkStart w:id="62" w:name="dan-502"/>
+    <w:bookmarkStart w:id="79" w:name="dan-502"/>
     <w:p>
       <w:pPr>
         <w:pStyle w:val="Heading3"/>
       </w:pPr>
       <w:r>
         <w:t xml:space="preserve">501 dan 502</w:t>
+      </w:r>
+    </w:p>
+    <w:p>
+      <w:pPr>
+        <w:pStyle w:val="FirstParagraph"/>
+      </w:pPr>
+      <w:r>
+        <w:t xml:space="preserve">Pertanyaan 501 dan 502 ditanyakan secara horizontal/berurutan. Jika pilihan jawaban pada 501 tidak terceklis, maka pada pertanyaan 502 tidak perlu ditanyakan.</w:t>
       </w:r>
     </w:p>
     <w:tbl>
@@ -1697,34 +2611,6 @@
                 <w:b/>
                 <w:bCs/>
               </w:rPr>
-              <w:t xml:space="preserve">Sinyal telepon seluler</w:t>
-            </w:r>
-          </w:p>
-        </w:tc>
-        <w:tc>
-          <w:tcPr/>
-          <w:p>
-            <w:pPr>
-              <w:pStyle w:val="Compact"/>
-            </w:pPr>
-            <w:r>
-              <w:t xml:space="preserve">Jaringan komunikasi nirkabel yang digunakan untuk melakukan panggilan suara dan SMS melalui HP.</w:t>
-            </w:r>
-          </w:p>
-        </w:tc>
-      </w:tr>
-      <w:tr>
-        <w:tc>
-          <w:tcPr/>
-          <w:p>
-            <w:pPr>
-              <w:pStyle w:val="Compact"/>
-            </w:pPr>
-            <w:r>
-              <w:rPr>
-                <w:b/>
-                <w:bCs/>
-              </w:rPr>
               <w:t xml:space="preserve">Internet seluler (paket data HP)</w:t>
             </w:r>
           </w:p>
@@ -1809,25 +2695,25 @@
                 <w:b/>
                 <w:bCs/>
               </w:rPr>
-              <w:t xml:space="preserve">Internet WiFi publik/desa</w:t>
-            </w:r>
-          </w:p>
-        </w:tc>
-        <w:tc>
-          <w:tcPr/>
-          <w:p>
-            <w:pPr>
-              <w:pStyle w:val="Compact"/>
-            </w:pPr>
-            <w:r>
-              <w:t xml:space="preserve">Akses internet melalui jaringan WiFi yang disediakan secara umum di area publik atau desa.</w:t>
+              <w:t xml:space="preserve">Internet Wi-Fi publik/desa atau Wi-Fi gratis lainnya</w:t>
+            </w:r>
+          </w:p>
+        </w:tc>
+        <w:tc>
+          <w:tcPr/>
+          <w:p>
+            <w:pPr>
+              <w:pStyle w:val="Compact"/>
+            </w:pPr>
+            <w:r>
+              <w:t xml:space="preserve">Akses internet melalui jaringan WiFi yang disediakan secara umum di area publik/desa atau yang tersedia secara gratis di sekitar wilayah Agen Bank yang disediakan oleh lembaga atau pihak tertentu.</w:t>
             </w:r>
           </w:p>
         </w:tc>
       </w:tr>
     </w:tbl>
-    <w:bookmarkEnd w:id="62"/>
-    <w:bookmarkStart w:id="63" w:name="section-11"/>
+    <w:bookmarkEnd w:id="79"/>
+    <w:bookmarkStart w:id="80" w:name="section-21"/>
     <w:p>
       <w:pPr>
         <w:pStyle w:val="Heading3"/>
@@ -2039,14 +2925,14 @@
         </w:tc>
       </w:tr>
     </w:tbl>
-    <w:bookmarkEnd w:id="63"/>
-    <w:bookmarkStart w:id="64" w:name="section-12"/>
+    <w:bookmarkEnd w:id="80"/>
+    <w:bookmarkStart w:id="81" w:name="section-22"/>
     <w:p>
       <w:pPr>
         <w:pStyle w:val="Heading3"/>
       </w:pPr>
       <w:r>
-        <w:t xml:space="preserve">509-520</w:t>
+        <w:t xml:space="preserve">509-517</w:t>
       </w:r>
     </w:p>
     <w:p>
@@ -2054,7 +2940,7 @@
         <w:pStyle w:val="FirstParagraph"/>
       </w:pPr>
       <w:r>
-        <w:t xml:space="preserve">Pertanyaan 509-520 hanya diisi hanya jika jawaban pada 508 adalah</w:t>
+        <w:t xml:space="preserve">Pertanyaan 509-517 hanya diisi hanya jika jawaban pada 508 adalah</w:t>
       </w:r>
       <w:r>
         <w:t xml:space="preserve"> </w:t>
@@ -2070,12 +2956,419 @@
         <w:t xml:space="preserve"> </w:t>
       </w:r>
       <w:r>
-        <w:t xml:space="preserve">(YA).</w:t>
-      </w:r>
-    </w:p>
-    <w:bookmarkEnd w:id="64"/>
-    <w:bookmarkEnd w:id="65"/>
-    <w:bookmarkStart w:id="67" w:name="Xcdbd3d9c371c82ff0e834776fcc9de5ea239e68"/>
+        <w:t xml:space="preserve">(Ya).</w:t>
+      </w:r>
+    </w:p>
+    <w:bookmarkEnd w:id="81"/>
+    <w:bookmarkStart w:id="93" w:name="section-23"/>
+    <w:p>
+      <w:pPr>
+        <w:pStyle w:val="Heading3"/>
+      </w:pPr>
+      <w:r>
+        <w:t xml:space="preserve">513-515</w:t>
+      </w:r>
+    </w:p>
+    <w:p>
+      <w:pPr>
+        <w:pStyle w:val="FirstParagraph"/>
+      </w:pPr>
+      <w:r>
+        <w:t xml:space="preserve">Pertanyaan 513-515 ditanyakan secara horizontal/berurutan. Jika pada pertanyaan 513 jawabannya</w:t>
+      </w:r>
+      <w:r>
+        <w:t xml:space="preserve"> </w:t>
+      </w:r>
+      <w:r>
+        <w:t xml:space="preserve">“Ya”</w:t>
+      </w:r>
+      <w:r>
+        <w:t xml:space="preserve">, maka lanjutkan ke pertanyaan 514. Pada pertanyaan 514, jika opsi terceklis maka lanjutkan ke pertanyaan 515. Opsi yang memiliki kolom dengan kotak hitam (■) tidak perlu ditanyakan kepada responden.</w:t>
+      </w:r>
+    </w:p>
+    <w:tbl>
+      <w:tblPr>
+        <w:tblStyle w:val="Table"/>
+        <w:tblW w:type="pct" w:w="5000"/>
+        <w:tblLayout w:type="fixed"/>
+        <w:tblLook w:firstRow="1" w:lastRow="0" w:firstColumn="0" w:lastColumn="0" w:noHBand="0" w:noVBand="0" w:val="0020"/>
+      </w:tblPr>
+      <w:tblGrid>
+        <w:gridCol w:w="2376"/>
+        <w:gridCol w:w="3168"/>
+        <w:gridCol w:w="2376"/>
+      </w:tblGrid>
+      <w:tr>
+        <w:trPr>
+          <w:tblHeader w:val="on"/>
+        </w:trPr>
+        <w:tc>
+          <w:tcPr/>
+          <w:p>
+            <w:pPr>
+              <w:pStyle w:val="Compact"/>
+            </w:pPr>
+            <w:r>
+              <w:rPr>
+                <w:b/>
+                <w:bCs/>
+              </w:rPr>
+              <w:t xml:space="preserve">Istilah</w:t>
+            </w:r>
+          </w:p>
+        </w:tc>
+        <w:tc>
+          <w:tcPr/>
+          <w:p>
+            <w:pPr>
+              <w:pStyle w:val="Compact"/>
+            </w:pPr>
+            <w:r>
+              <w:rPr>
+                <w:b/>
+                <w:bCs/>
+              </w:rPr>
+              <w:t xml:space="preserve">Definisi</w:t>
+            </w:r>
+          </w:p>
+        </w:tc>
+        <w:tc>
+          <w:tcPr/>
+          <w:p>
+            <w:pPr>
+              <w:pStyle w:val="Compact"/>
+              <w:jc w:val="left"/>
+            </w:pPr>
+            <w:r>
+              <w:rPr>
+                <w:b/>
+                <w:bCs/>
+              </w:rPr>
+              <w:t xml:space="preserve">Ilustrasi</w:t>
+            </w:r>
+          </w:p>
+        </w:tc>
+      </w:tr>
+      <w:tr>
+        <w:tc>
+          <w:tcPr/>
+          <w:p>
+            <w:pPr>
+              <w:pStyle w:val="Compact"/>
+            </w:pPr>
+            <w:r>
+              <w:rPr>
+                <w:b/>
+                <w:bCs/>
+              </w:rPr>
+              <w:t xml:space="preserve">Scan QR (QRIS)</w:t>
+            </w:r>
+          </w:p>
+        </w:tc>
+        <w:tc>
+          <w:tcPr/>
+          <w:p>
+            <w:pPr>
+              <w:pStyle w:val="Compact"/>
+            </w:pPr>
+            <w:r>
+              <w:t xml:space="preserve">Serangkaian kode yang memuat data/informasi a.l. identitas pedagang/pengguna, nominal pembayaran, dan/atau mata uang yang dapat dibaca dengan alat tertentu dalam transaksi pembayaran. Kode QR dapat dipindai menggunakan kamera smartphone untuk melakukan transaksi pembayaran non tunai.</w:t>
+            </w:r>
+          </w:p>
+        </w:tc>
+        <w:tc>
+          <w:tcPr/>
+          <w:p>
+            <w:pPr>
+              <w:pStyle w:val="Compact"/>
+              <w:jc w:val="left"/>
+            </w:pPr>
+            <w:r>
+              <w:drawing>
+                <wp:inline>
+                  <wp:extent cx="1905000" cy="1283368"/>
+                  <wp:effectExtent b="0" l="0" r="0" t="0"/>
+                  <wp:docPr descr="" title="" id="82" name="Picture"/>
+                  <a:graphic>
+                    <a:graphicData uri="http://schemas.openxmlformats.org/drawingml/2006/picture">
+                      <pic:pic>
+                        <pic:nvPicPr>
+                          <pic:cNvPr descr="img/qris_statis.png" id="83" name="Picture"/>
+                          <pic:cNvPicPr>
+                            <a:picLocks noChangeArrowheads="1" noChangeAspect="1"/>
+                          </pic:cNvPicPr>
+                        </pic:nvPicPr>
+                        <pic:blipFill>
+                          <a:blip r:embed="rId69"/>
+                          <a:stretch>
+                            <a:fillRect/>
+                          </a:stretch>
+                        </pic:blipFill>
+                        <pic:spPr bwMode="auto">
+                          <a:xfrm>
+                            <a:off x="0" y="0"/>
+                            <a:ext cx="1905000" cy="1283368"/>
+                          </a:xfrm>
+                          <a:prstGeom prst="rect">
+                            <a:avLst/>
+                          </a:prstGeom>
+                          <a:noFill/>
+                          <a:ln w="9525">
+                            <a:noFill/>
+                            <a:headEnd/>
+                            <a:tailEnd/>
+                          </a:ln>
+                        </pic:spPr>
+                      </pic:pic>
+                    </a:graphicData>
+                  </a:graphic>
+                </wp:inline>
+              </w:drawing>
+            </w:r>
+          </w:p>
+        </w:tc>
+      </w:tr>
+      <w:tr>
+        <w:tc>
+          <w:tcPr/>
+          <w:p>
+            <w:pPr>
+              <w:pStyle w:val="Compact"/>
+            </w:pPr>
+            <w:r>
+              <w:rPr>
+                <w:b/>
+                <w:bCs/>
+              </w:rPr>
+              <w:t xml:space="preserve">Pengenal sidik jari</w:t>
+            </w:r>
+          </w:p>
+        </w:tc>
+        <w:tc>
+          <w:tcPr/>
+          <w:p>
+            <w:pPr>
+              <w:pStyle w:val="Compact"/>
+            </w:pPr>
+            <w:r>
+              <w:t xml:space="preserve">Teknologi autentikasi biometrik yang menggunakan pola sidik jari unik seseorang untuk mengidentifikasi dan memverifikasi identitas pengguna dalam transaksi atau akses sistem.</w:t>
+            </w:r>
+          </w:p>
+        </w:tc>
+        <w:tc>
+          <w:tcPr/>
+          <w:p>
+            <w:pPr>
+              <w:pStyle w:val="Compact"/>
+              <w:jc w:val="left"/>
+            </w:pPr>
+            <w:r>
+              <w:drawing>
+                <wp:inline>
+                  <wp:extent cx="1905000" cy="1416752"/>
+                  <wp:effectExtent b="0" l="0" r="0" t="0"/>
+                  <wp:docPr descr="" title="" id="85" name="Picture"/>
+                  <a:graphic>
+                    <a:graphicData uri="http://schemas.openxmlformats.org/drawingml/2006/picture">
+                      <pic:pic>
+                        <pic:nvPicPr>
+                          <pic:cNvPr descr="img/finger.png" id="86" name="Picture"/>
+                          <pic:cNvPicPr>
+                            <a:picLocks noChangeArrowheads="1" noChangeAspect="1"/>
+                          </pic:cNvPicPr>
+                        </pic:nvPicPr>
+                        <pic:blipFill>
+                          <a:blip r:embed="rId84"/>
+                          <a:stretch>
+                            <a:fillRect/>
+                          </a:stretch>
+                        </pic:blipFill>
+                        <pic:spPr bwMode="auto">
+                          <a:xfrm>
+                            <a:off x="0" y="0"/>
+                            <a:ext cx="1905000" cy="1416752"/>
+                          </a:xfrm>
+                          <a:prstGeom prst="rect">
+                            <a:avLst/>
+                          </a:prstGeom>
+                          <a:noFill/>
+                          <a:ln w="9525">
+                            <a:noFill/>
+                            <a:headEnd/>
+                            <a:tailEnd/>
+                          </a:ln>
+                        </pic:spPr>
+                      </pic:pic>
+                    </a:graphicData>
+                  </a:graphic>
+                </wp:inline>
+              </w:drawing>
+            </w:r>
+          </w:p>
+        </w:tc>
+      </w:tr>
+      <w:tr>
+        <w:tc>
+          <w:tcPr/>
+          <w:p>
+            <w:pPr>
+              <w:pStyle w:val="Compact"/>
+            </w:pPr>
+            <w:r>
+              <w:rPr>
+                <w:b/>
+                <w:bCs/>
+              </w:rPr>
+              <w:t xml:space="preserve">Pengenal wajah</w:t>
+            </w:r>
+          </w:p>
+        </w:tc>
+        <w:tc>
+          <w:tcPr/>
+          <w:p>
+            <w:pPr>
+              <w:pStyle w:val="Compact"/>
+            </w:pPr>
+            <w:r>
+              <w:t xml:space="preserve">Teknologi autentikasi biometrik yang menggunakan algoritma pengenalan wajah untuk mengidentifikasi dan memverifikasi identitas seseorang berdasarkan fitur wajah yang unik.</w:t>
+            </w:r>
+          </w:p>
+        </w:tc>
+        <w:tc>
+          <w:tcPr/>
+          <w:p>
+            <w:pPr>
+              <w:pStyle w:val="Compact"/>
+              <w:jc w:val="left"/>
+            </w:pPr>
+            <w:r>
+              <w:drawing>
+                <wp:inline>
+                  <wp:extent cx="1905000" cy="1058333"/>
+                  <wp:effectExtent b="0" l="0" r="0" t="0"/>
+                  <wp:docPr descr="" title="" id="88" name="Picture"/>
+                  <a:graphic>
+                    <a:graphicData uri="http://schemas.openxmlformats.org/drawingml/2006/picture">
+                      <pic:pic>
+                        <pic:nvPicPr>
+                          <pic:cNvPr descr="img/face.jpeg" id="89" name="Picture"/>
+                          <pic:cNvPicPr>
+                            <a:picLocks noChangeArrowheads="1" noChangeAspect="1"/>
+                          </pic:cNvPicPr>
+                        </pic:nvPicPr>
+                        <pic:blipFill>
+                          <a:blip r:embed="rId87"/>
+                          <a:stretch>
+                            <a:fillRect/>
+                          </a:stretch>
+                        </pic:blipFill>
+                        <pic:spPr bwMode="auto">
+                          <a:xfrm>
+                            <a:off x="0" y="0"/>
+                            <a:ext cx="1905000" cy="1058333"/>
+                          </a:xfrm>
+                          <a:prstGeom prst="rect">
+                            <a:avLst/>
+                          </a:prstGeom>
+                          <a:noFill/>
+                          <a:ln w="9525">
+                            <a:noFill/>
+                            <a:headEnd/>
+                            <a:tailEnd/>
+                          </a:ln>
+                        </pic:spPr>
+                      </pic:pic>
+                    </a:graphicData>
+                  </a:graphic>
+                </wp:inline>
+              </w:drawing>
+            </w:r>
+          </w:p>
+        </w:tc>
+      </w:tr>
+      <w:tr>
+        <w:tc>
+          <w:tcPr/>
+          <w:p>
+            <w:pPr>
+              <w:pStyle w:val="Compact"/>
+            </w:pPr>
+            <w:r>
+              <w:rPr>
+                <w:b/>
+                <w:bCs/>
+              </w:rPr>
+              <w:t xml:space="preserve">Near Field Communication (NFC)</w:t>
+            </w:r>
+          </w:p>
+        </w:tc>
+        <w:tc>
+          <w:tcPr/>
+          <w:p>
+            <w:pPr>
+              <w:pStyle w:val="Compact"/>
+            </w:pPr>
+            <w:r>
+              <w:t xml:space="preserve">Teknologi komunikasi nirkabel jarak pendek yang memungkinkan perangkat elektronik untuk bertukar data dengan mendekatkan atau menempelkan perangkat (biasanya dalam jarak kurang dari 4 cm). Sering digunakan untuk pembayaran contactless dengan menempelkan kartu atau smartphone ke mesin EDC.</w:t>
+            </w:r>
+          </w:p>
+        </w:tc>
+        <w:tc>
+          <w:tcPr/>
+          <w:p>
+            <w:pPr>
+              <w:pStyle w:val="Compact"/>
+              <w:jc w:val="left"/>
+            </w:pPr>
+            <w:r>
+              <w:drawing>
+                <wp:inline>
+                  <wp:extent cx="1905000" cy="1620520"/>
+                  <wp:effectExtent b="0" l="0" r="0" t="0"/>
+                  <wp:docPr descr="" title="" id="91" name="Picture"/>
+                  <a:graphic>
+                    <a:graphicData uri="http://schemas.openxmlformats.org/drawingml/2006/picture">
+                      <pic:pic>
+                        <pic:nvPicPr>
+                          <pic:cNvPr descr="img/nfc.jpg" id="92" name="Picture"/>
+                          <pic:cNvPicPr>
+                            <a:picLocks noChangeArrowheads="1" noChangeAspect="1"/>
+                          </pic:cNvPicPr>
+                        </pic:nvPicPr>
+                        <pic:blipFill>
+                          <a:blip r:embed="rId90"/>
+                          <a:stretch>
+                            <a:fillRect/>
+                          </a:stretch>
+                        </pic:blipFill>
+                        <pic:spPr bwMode="auto">
+                          <a:xfrm>
+                            <a:off x="0" y="0"/>
+                            <a:ext cx="1905000" cy="1620520"/>
+                          </a:xfrm>
+                          <a:prstGeom prst="rect">
+                            <a:avLst/>
+                          </a:prstGeom>
+                          <a:noFill/>
+                          <a:ln w="9525">
+                            <a:noFill/>
+                            <a:headEnd/>
+                            <a:tailEnd/>
+                          </a:ln>
+                        </pic:spPr>
+                      </pic:pic>
+                    </a:graphicData>
+                  </a:graphic>
+                </wp:inline>
+              </w:drawing>
+            </w:r>
+          </w:p>
+        </w:tc>
+      </w:tr>
+    </w:tbl>
+    <w:bookmarkEnd w:id="93"/>
+    <w:bookmarkEnd w:id="94"/>
+    <w:bookmarkStart w:id="96" w:name="Xcdbd3d9c371c82ff0e834776fcc9de5ea239e68"/>
     <w:p>
       <w:pPr>
         <w:pStyle w:val="Heading2"/>
@@ -2084,7 +3377,7 @@
         <w:t xml:space="preserve">BLOK VI. PERSEPSI TERHADAP BANSOS NON TUNAI</w:t>
       </w:r>
     </w:p>
-    <w:bookmarkStart w:id="66" w:name="section-13"/>
+    <w:bookmarkStart w:id="95" w:name="section-24"/>
     <w:p>
       <w:pPr>
         <w:pStyle w:val="Heading3"/>
@@ -2101,8 +3394,8 @@
         <w:t xml:space="preserve">Enumerator dapat menyederhanakan kalimat pernyataan-pernyataan yang ada dengan bahasa sendiri agar responden dapat lebih mudah memahami maksud pernyataan yang ditanyakan.</w:t>
       </w:r>
     </w:p>
-    <w:bookmarkEnd w:id="66"/>
-    <w:bookmarkEnd w:id="67"/>
+    <w:bookmarkEnd w:id="95"/>
+    <w:bookmarkEnd w:id="96"/>
     <w:sectPr>
       <w:footerReference r:id="rId9" w:type="even"/>
       <w:footerReference r:id="rId10" w:type="default"/>
@@ -2845,6 +4138,109 @@
       </w:pPr>
     </w:lvl>
   </w:abstractNum>
+  <w:abstractNum w:abstractNumId="991">
+    <w:nsid w:val="0000A991"/>
+    <w:multiLevelType w:val="multilevel"/>
+    <w:lvl w:ilvl="0">
+      <w:numFmt w:val="bullet"/>
+      <w:lvlText w:val=""/>
+      <w:lvlJc w:val="left"/>
+      <w:pPr>
+        <w:ind w:left="720" w:hanging="360"/>
+      </w:pPr>
+      <w:rPr>
+        <w:rFonts w:ascii="Symbol" w:hAnsi="Symbol" w:cs="Symbol" w:hint="default"/>
+      </w:rPr>
+    </w:lvl>
+    <w:lvl w:ilvl="1">
+      <w:numFmt w:val="bullet"/>
+      <w:lvlText w:val="o"/>
+      <w:lvlJc w:val="left"/>
+      <w:pPr>
+        <w:ind w:left="1440" w:hanging="360"/>
+      </w:pPr>
+      <w:rPr>
+        <w:rFonts w:ascii="Courier New" w:hAnsi="Courier New" w:cs="Courier New" w:hint="default"/>
+      </w:rPr>
+    </w:lvl>
+    <w:lvl w:ilvl="2">
+      <w:numFmt w:val="bullet"/>
+      <w:lvlText w:val=""/>
+      <w:lvlJc w:val="left"/>
+      <w:pPr>
+        <w:ind w:left="2160" w:hanging="360"/>
+      </w:pPr>
+      <w:rPr>
+        <w:rFonts w:ascii="Wingdings" w:hAnsi="Wingdings" w:cs="Wingdings" w:hint="default"/>
+      </w:rPr>
+    </w:lvl>
+    <w:lvl w:ilvl="3">
+      <w:numFmt w:val="bullet"/>
+      <w:lvlText w:val=""/>
+      <w:lvlJc w:val="left"/>
+      <w:pPr>
+        <w:ind w:left="2880" w:hanging="360"/>
+      </w:pPr>
+      <w:rPr>
+        <w:rFonts w:ascii="Symbol" w:hAnsi="Symbol" w:cs="Symbol" w:hint="default"/>
+      </w:rPr>
+    </w:lvl>
+    <w:lvl w:ilvl="4">
+      <w:numFmt w:val="bullet"/>
+      <w:lvlText w:val="o"/>
+      <w:lvlJc w:val="left"/>
+      <w:pPr>
+        <w:ind w:left="3600" w:hanging="360"/>
+      </w:pPr>
+      <w:rPr>
+        <w:rFonts w:ascii="Courier New" w:hAnsi="Courier New" w:cs="Courier New" w:hint="default"/>
+      </w:rPr>
+    </w:lvl>
+    <w:lvl w:ilvl="5">
+      <w:numFmt w:val="bullet"/>
+      <w:lvlText w:val=""/>
+      <w:lvlJc w:val="left"/>
+      <w:pPr>
+        <w:ind w:left="4320" w:hanging="360"/>
+      </w:pPr>
+      <w:rPr>
+        <w:rFonts w:ascii="Wingdings" w:hAnsi="Wingdings" w:cs="Wingdings" w:hint="default"/>
+      </w:rPr>
+    </w:lvl>
+    <w:lvl w:ilvl="6">
+      <w:numFmt w:val="bullet"/>
+      <w:lvlText w:val=""/>
+      <w:lvlJc w:val="left"/>
+      <w:pPr>
+        <w:ind w:left="5040" w:hanging="360"/>
+      </w:pPr>
+      <w:rPr>
+        <w:rFonts w:ascii="Symbol" w:hAnsi="Symbol" w:cs="Symbol" w:hint="default"/>
+      </w:rPr>
+    </w:lvl>
+    <w:lvl w:ilvl="7">
+      <w:numFmt w:val="bullet"/>
+      <w:lvlText w:val="o"/>
+      <w:lvlJc w:val="left"/>
+      <w:pPr>
+        <w:ind w:left="5760" w:hanging="360"/>
+      </w:pPr>
+      <w:rPr>
+        <w:rFonts w:ascii="Courier New" w:hAnsi="Courier New" w:cs="Courier New" w:hint="default"/>
+      </w:rPr>
+    </w:lvl>
+    <w:lvl w:ilvl="8">
+      <w:numFmt w:val="bullet"/>
+      <w:lvlText w:val=""/>
+      <w:lvlJc w:val="left"/>
+      <w:pPr>
+        <w:ind w:left="6480" w:hanging="360"/>
+      </w:pPr>
+      <w:rPr>
+        <w:rFonts w:ascii="Wingdings" w:hAnsi="Wingdings" w:cs="Wingdings" w:hint="default"/>
+      </w:rPr>
+    </w:lvl>
+  </w:abstractNum>
   <w:abstractNum w:abstractNumId="99411">
     <w:nsid w:val="00A99411"/>
     <w:multiLevelType w:val="multilevel"/>
@@ -2928,109 +4324,6 @@
       <w:pPr>
         <w:ind w:left="6480" w:hanging="360"/>
       </w:pPr>
-    </w:lvl>
-  </w:abstractNum>
-  <w:abstractNum w:abstractNumId="991">
-    <w:nsid w:val="0000A991"/>
-    <w:multiLevelType w:val="multilevel"/>
-    <w:lvl w:ilvl="0">
-      <w:numFmt w:val="bullet"/>
-      <w:lvlText w:val=""/>
-      <w:lvlJc w:val="left"/>
-      <w:pPr>
-        <w:ind w:left="720" w:hanging="360"/>
-      </w:pPr>
-      <w:rPr>
-        <w:rFonts w:ascii="Symbol" w:hAnsi="Symbol" w:cs="Symbol" w:hint="default"/>
-      </w:rPr>
-    </w:lvl>
-    <w:lvl w:ilvl="1">
-      <w:numFmt w:val="bullet"/>
-      <w:lvlText w:val="o"/>
-      <w:lvlJc w:val="left"/>
-      <w:pPr>
-        <w:ind w:left="1440" w:hanging="360"/>
-      </w:pPr>
-      <w:rPr>
-        <w:rFonts w:ascii="Courier New" w:hAnsi="Courier New" w:cs="Courier New" w:hint="default"/>
-      </w:rPr>
-    </w:lvl>
-    <w:lvl w:ilvl="2">
-      <w:numFmt w:val="bullet"/>
-      <w:lvlText w:val=""/>
-      <w:lvlJc w:val="left"/>
-      <w:pPr>
-        <w:ind w:left="2160" w:hanging="360"/>
-      </w:pPr>
-      <w:rPr>
-        <w:rFonts w:ascii="Wingdings" w:hAnsi="Wingdings" w:cs="Wingdings" w:hint="default"/>
-      </w:rPr>
-    </w:lvl>
-    <w:lvl w:ilvl="3">
-      <w:numFmt w:val="bullet"/>
-      <w:lvlText w:val=""/>
-      <w:lvlJc w:val="left"/>
-      <w:pPr>
-        <w:ind w:left="2880" w:hanging="360"/>
-      </w:pPr>
-      <w:rPr>
-        <w:rFonts w:ascii="Symbol" w:hAnsi="Symbol" w:cs="Symbol" w:hint="default"/>
-      </w:rPr>
-    </w:lvl>
-    <w:lvl w:ilvl="4">
-      <w:numFmt w:val="bullet"/>
-      <w:lvlText w:val="o"/>
-      <w:lvlJc w:val="left"/>
-      <w:pPr>
-        <w:ind w:left="3600" w:hanging="360"/>
-      </w:pPr>
-      <w:rPr>
-        <w:rFonts w:ascii="Courier New" w:hAnsi="Courier New" w:cs="Courier New" w:hint="default"/>
-      </w:rPr>
-    </w:lvl>
-    <w:lvl w:ilvl="5">
-      <w:numFmt w:val="bullet"/>
-      <w:lvlText w:val=""/>
-      <w:lvlJc w:val="left"/>
-      <w:pPr>
-        <w:ind w:left="4320" w:hanging="360"/>
-      </w:pPr>
-      <w:rPr>
-        <w:rFonts w:ascii="Wingdings" w:hAnsi="Wingdings" w:cs="Wingdings" w:hint="default"/>
-      </w:rPr>
-    </w:lvl>
-    <w:lvl w:ilvl="6">
-      <w:numFmt w:val="bullet"/>
-      <w:lvlText w:val=""/>
-      <w:lvlJc w:val="left"/>
-      <w:pPr>
-        <w:ind w:left="5040" w:hanging="360"/>
-      </w:pPr>
-      <w:rPr>
-        <w:rFonts w:ascii="Symbol" w:hAnsi="Symbol" w:cs="Symbol" w:hint="default"/>
-      </w:rPr>
-    </w:lvl>
-    <w:lvl w:ilvl="7">
-      <w:numFmt w:val="bullet"/>
-      <w:lvlText w:val="o"/>
-      <w:lvlJc w:val="left"/>
-      <w:pPr>
-        <w:ind w:left="5760" w:hanging="360"/>
-      </w:pPr>
-      <w:rPr>
-        <w:rFonts w:ascii="Courier New" w:hAnsi="Courier New" w:cs="Courier New" w:hint="default"/>
-      </w:rPr>
-    </w:lvl>
-    <w:lvl w:ilvl="8">
-      <w:numFmt w:val="bullet"/>
-      <w:lvlText w:val=""/>
-      <w:lvlJc w:val="left"/>
-      <w:pPr>
-        <w:ind w:left="6480" w:hanging="360"/>
-      </w:pPr>
-      <w:rPr>
-        <w:rFonts w:ascii="Wingdings" w:hAnsi="Wingdings" w:cs="Wingdings" w:hint="default"/>
-      </w:rPr>
     </w:lvl>
   </w:abstractNum>
   <w:abstractNum w:abstractNumId="99412">
@@ -4299,6 +5592,9 @@
     <w:abstractNumId w:val="990"/>
   </w:num>
   <w:num w:numId="1001">
+    <w:abstractNumId w:val="991"/>
+  </w:num>
+  <w:num w:numId="1002">
     <w:abstractNumId w:val="99411"/>
     <w:lvlOverride w:ilvl="0">
       <w:startOverride w:val="1"/>
@@ -4328,10 +5624,10 @@
       <w:startOverride w:val="1"/>
     </w:lvlOverride>
   </w:num>
-  <w:num w:numId="1002">
+  <w:num w:numId="1003">
     <w:abstractNumId w:val="991"/>
   </w:num>
-  <w:num w:numId="1003">
+  <w:num w:numId="1004">
     <w:abstractNumId w:val="99412"/>
     <w:lvlOverride w:ilvl="0">
       <w:startOverride w:val="2"/>
@@ -4361,10 +5657,10 @@
       <w:startOverride w:val="2"/>
     </w:lvlOverride>
   </w:num>
-  <w:num w:numId="1004">
+  <w:num w:numId="1005">
     <w:abstractNumId w:val="991"/>
   </w:num>
-  <w:num w:numId="1005">
+  <w:num w:numId="1006">
     <w:abstractNumId w:val="99413"/>
     <w:lvlOverride w:ilvl="0">
       <w:startOverride w:val="3"/>
@@ -4394,7 +5690,16 @@
       <w:startOverride w:val="3"/>
     </w:lvlOverride>
   </w:num>
-  <w:num w:numId="1006">
+  <w:num w:numId="1007">
+    <w:abstractNumId w:val="991"/>
+  </w:num>
+  <w:num w:numId="1008">
+    <w:abstractNumId w:val="991"/>
+  </w:num>
+  <w:num w:numId="1009">
+    <w:abstractNumId w:val="991"/>
+  </w:num>
+  <w:num w:numId="1010">
     <w:abstractNumId w:val="991"/>
   </w:num>
 </w:numbering>

--- a/agen.docx
+++ b/agen.docx
@@ -306,7 +306,7 @@
     </w:p>
     <w:bookmarkEnd w:id="33"/>
     <w:bookmarkEnd w:id="34"/>
-    <w:bookmarkStart w:id="51" w:name="X6c076195a720a4519a629ab9a21ca439045d3ae"/>
+    <w:bookmarkStart w:id="52" w:name="X6c076195a720a4519a629ab9a21ca439045d3ae"/>
     <w:p>
       <w:pPr>
         <w:pStyle w:val="Heading2"/>
@@ -532,6 +532,37 @@
         <w:pStyle w:val="Heading3"/>
       </w:pPr>
       <w:r>
+        <w:t xml:space="preserve">310</w:t>
+      </w:r>
+    </w:p>
+    <w:p>
+      <w:pPr>
+        <w:pStyle w:val="FirstParagraph"/>
+      </w:pPr>
+      <w:r>
+        <w:t xml:space="preserve">Apabila agen bank tidak mengenakan biaya, tapi tetap dibayar secara sukarela oleh KPM, maka tetap dipilih</w:t>
+      </w:r>
+      <w:r>
+        <w:t xml:space="preserve"> </w:t>
+      </w:r>
+      <w:r>
+        <w:rPr>
+          <w:b/>
+          <w:bCs/>
+        </w:rPr>
+        <w:t xml:space="preserve">(Pilihan 2: Tidak ada)</w:t>
+      </w:r>
+      <w:r>
+        <w:t xml:space="preserve">.</w:t>
+      </w:r>
+    </w:p>
+    <w:bookmarkEnd w:id="40"/>
+    <w:bookmarkStart w:id="41" w:name="section-11"/>
+    <w:p>
+      <w:pPr>
+        <w:pStyle w:val="Heading3"/>
+      </w:pPr>
+      <w:r>
         <w:t xml:space="preserve">311</w:t>
       </w:r>
     </w:p>
@@ -543,8 +574,8 @@
         <w:t xml:space="preserve">Misal: Rp2.500, diisi [0][2].[5][0][0]</w:t>
       </w:r>
     </w:p>
-    <w:bookmarkEnd w:id="40"/>
-    <w:bookmarkStart w:id="44" w:name="section-11"/>
+    <w:bookmarkEnd w:id="41"/>
+    <w:bookmarkStart w:id="45" w:name="section-12"/>
     <w:p>
       <w:pPr>
         <w:pStyle w:val="Heading3"/>
@@ -562,18 +593,18 @@
           <wp:inline>
             <wp:extent cx="952500" cy="952500"/>
             <wp:effectExtent b="0" l="0" r="0" t="0"/>
-            <wp:docPr descr="" title="" id="42" name="Picture"/>
+            <wp:docPr descr="" title="" id="43" name="Picture"/>
             <a:graphic>
               <a:graphicData uri="http://schemas.openxmlformats.org/drawingml/2006/picture">
                 <pic:pic>
                   <pic:nvPicPr>
-                    <pic:cNvPr descr="img/edc.png" id="43" name="Picture"/>
+                    <pic:cNvPr descr="img/edc.png" id="44" name="Picture"/>
                     <pic:cNvPicPr>
                       <a:picLocks noChangeArrowheads="1" noChangeAspect="1"/>
                     </pic:cNvPicPr>
                   </pic:nvPicPr>
                   <pic:blipFill>
-                    <a:blip r:embed="rId41"/>
+                    <a:blip r:embed="rId42"/>
                     <a:stretch>
                       <a:fillRect/>
                     </a:stretch>
@@ -827,24 +858,6 @@
         <w:t xml:space="preserve">.</w:t>
       </w:r>
     </w:p>
-    <w:bookmarkEnd w:id="44"/>
-    <w:bookmarkStart w:id="45" w:name="section-12"/>
-    <w:p>
-      <w:pPr>
-        <w:pStyle w:val="Heading3"/>
-      </w:pPr>
-      <w:r>
-        <w:t xml:space="preserve">313</w:t>
-      </w:r>
-    </w:p>
-    <w:p>
-      <w:pPr>
-        <w:pStyle w:val="FirstParagraph"/>
-      </w:pPr>
-      <w:r>
-        <w:t xml:space="preserve">Misal: Rp2.500, diisi [0][2].[5][0][0]</w:t>
-      </w:r>
-    </w:p>
     <w:bookmarkEnd w:id="45"/>
     <w:bookmarkStart w:id="46" w:name="section-13"/>
     <w:p>
@@ -852,6 +865,24 @@
         <w:pStyle w:val="Heading3"/>
       </w:pPr>
       <w:r>
+        <w:t xml:space="preserve">313</w:t>
+      </w:r>
+    </w:p>
+    <w:p>
+      <w:pPr>
+        <w:pStyle w:val="FirstParagraph"/>
+      </w:pPr>
+      <w:r>
+        <w:t xml:space="preserve">Misal: Rp2.500, diisi [0][2].[5][0][0]</w:t>
+      </w:r>
+    </w:p>
+    <w:bookmarkEnd w:id="46"/>
+    <w:bookmarkStart w:id="47" w:name="section-14"/>
+    <w:p>
+      <w:pPr>
+        <w:pStyle w:val="Heading3"/>
+      </w:pPr>
+      <w:r>
         <w:t xml:space="preserve">315</w:t>
       </w:r>
     </w:p>
@@ -863,8 +894,8 @@
         <w:t xml:space="preserve">Misal: Rp15.000, diisi [1][5].[0][0][0]</w:t>
       </w:r>
     </w:p>
-    <w:bookmarkEnd w:id="46"/>
-    <w:bookmarkStart w:id="49" w:name="section-14"/>
+    <w:bookmarkEnd w:id="47"/>
+    <w:bookmarkStart w:id="50" w:name="section-15"/>
     <w:p>
       <w:pPr>
         <w:pStyle w:val="Heading3"/>
@@ -892,18 +923,18 @@
           <wp:inline>
             <wp:extent cx="952500" cy="952500"/>
             <wp:effectExtent b="0" l="0" r="0" t="0"/>
-            <wp:docPr descr="" title="" id="47" name="Picture"/>
+            <wp:docPr descr="" title="" id="48" name="Picture"/>
             <a:graphic>
               <a:graphicData uri="http://schemas.openxmlformats.org/drawingml/2006/picture">
                 <pic:pic>
                   <pic:nvPicPr>
-                    <pic:cNvPr descr="img/edc.png" id="48" name="Picture"/>
+                    <pic:cNvPr descr="img/edc.png" id="49" name="Picture"/>
                     <pic:cNvPicPr>
                       <a:picLocks noChangeArrowheads="1" noChangeAspect="1"/>
                     </pic:cNvPicPr>
                   </pic:nvPicPr>
                   <pic:blipFill>
-                    <a:blip r:embed="rId41"/>
+                    <a:blip r:embed="rId42"/>
                     <a:stretch>
                       <a:fillRect/>
                     </a:stretch>
@@ -1207,8 +1238,8 @@
         </w:tc>
       </w:tr>
     </w:tbl>
-    <w:bookmarkEnd w:id="49"/>
-    <w:bookmarkStart w:id="50" w:name="section-15"/>
+    <w:bookmarkEnd w:id="50"/>
+    <w:bookmarkStart w:id="51" w:name="section-16"/>
     <w:p>
       <w:pPr>
         <w:pStyle w:val="Heading3"/>
@@ -1238,9 +1269,9 @@
         <w:t xml:space="preserve">Periode PKH di 2025 disalurkan ke dalam 4 periode atau 4 tahap, Tahap I (Jan-Mar), Tahap II (Apr-Jun), Tahap III (Jul-Sep), dan Tahap IV (Okt-Des). Program Sembako di 2025 juga disalurkan ke dalam 4 periode, yaitu Bulan Jan-Mar, Bulan Apr-Jun, Bulan Jul-Sep, dan Bulan Okt-Des.</w:t>
       </w:r>
     </w:p>
-    <w:bookmarkEnd w:id="50"/>
     <w:bookmarkEnd w:id="51"/>
-    <w:bookmarkStart w:id="78" w:name="blok-iv.-layanan-keuangan-agen-bank"/>
+    <w:bookmarkEnd w:id="52"/>
+    <w:bookmarkStart w:id="79" w:name="blok-iv.-layanan-keuangan-agen-bank"/>
     <w:p>
       <w:pPr>
         <w:pStyle w:val="Heading2"/>
@@ -1257,7 +1288,7 @@
         <w:t xml:space="preserve">Blok IV membahas layanan keuangan yang disediakan oleh Agen Bank secara umum kepada semua konsumen (baik KPM maupun non-KPM), bukan hanya terkait penyaluran bantuan sosial. Berbeda dengan Blok III yang fokus pada layanan penarikan bansos untuk KPM, blok ini mencakup semua jenis layanan perbankan dan keuangan yang tersedia di Agen Bank.</w:t>
       </w:r>
     </w:p>
-    <w:bookmarkStart w:id="67" w:name="section-16"/>
+    <w:bookmarkStart w:id="68" w:name="section-17"/>
     <w:p>
       <w:pPr>
         <w:pStyle w:val="Heading3"/>
@@ -1617,18 +1648,18 @@
                 <wp:inline>
                   <wp:extent cx="476250" cy="346363"/>
                   <wp:effectExtent b="0" l="0" r="0" t="0"/>
-                  <wp:docPr descr="" title="" id="53" name="Picture"/>
+                  <wp:docPr descr="" title="" id="54" name="Picture"/>
                   <a:graphic>
                     <a:graphicData uri="http://schemas.openxmlformats.org/drawingml/2006/picture">
                       <pic:pic>
                         <pic:nvPicPr>
-                          <pic:cNvPr descr="img/kks.png" id="54" name="Picture"/>
+                          <pic:cNvPr descr="img/kks.png" id="55" name="Picture"/>
                           <pic:cNvPicPr>
                             <a:picLocks noChangeArrowheads="1" noChangeAspect="1"/>
                           </pic:cNvPicPr>
                         </pic:nvPicPr>
                         <pic:blipFill>
-                          <a:blip r:embed="rId52"/>
+                          <a:blip r:embed="rId53"/>
                           <a:stretch>
                             <a:fillRect/>
                           </a:stretch>
@@ -1760,18 +1791,18 @@
                 <wp:inline>
                   <wp:extent cx="476250" cy="308777"/>
                   <wp:effectExtent b="0" l="0" r="0" t="0"/>
-                  <wp:docPr descr="" title="" id="56" name="Picture"/>
+                  <wp:docPr descr="" title="" id="57" name="Picture"/>
                   <a:graphic>
                     <a:graphicData uri="http://schemas.openxmlformats.org/drawingml/2006/picture">
                       <pic:pic>
                         <pic:nvPicPr>
-                          <pic:cNvPr descr="img/e1.png" id="57" name="Picture"/>
+                          <pic:cNvPr descr="img/e1.png" id="58" name="Picture"/>
                           <pic:cNvPicPr>
                             <a:picLocks noChangeArrowheads="1" noChangeAspect="1"/>
                           </pic:cNvPicPr>
                         </pic:nvPicPr>
                         <pic:blipFill>
-                          <a:blip r:embed="rId55"/>
+                          <a:blip r:embed="rId56"/>
                           <a:stretch>
                             <a:fillRect/>
                           </a:stretch>
@@ -1805,18 +1836,18 @@
                 <wp:inline>
                   <wp:extent cx="476250" cy="312208"/>
                   <wp:effectExtent b="0" l="0" r="0" t="0"/>
-                  <wp:docPr descr="" title="" id="59" name="Picture"/>
+                  <wp:docPr descr="" title="" id="60" name="Picture"/>
                   <a:graphic>
                     <a:graphicData uri="http://schemas.openxmlformats.org/drawingml/2006/picture">
                       <pic:pic>
                         <pic:nvPicPr>
-                          <pic:cNvPr descr="img/e2.png" id="60" name="Picture"/>
+                          <pic:cNvPr descr="img/e2.png" id="61" name="Picture"/>
                           <pic:cNvPicPr>
                             <a:picLocks noChangeArrowheads="1" noChangeAspect="1"/>
                           </pic:cNvPicPr>
                         </pic:nvPicPr>
                         <pic:blipFill>
-                          <a:blip r:embed="rId58"/>
+                          <a:blip r:embed="rId59"/>
                           <a:stretch>
                             <a:fillRect/>
                           </a:stretch>
@@ -1898,18 +1929,18 @@
                 <wp:inline>
                   <wp:extent cx="952500" cy="229305"/>
                   <wp:effectExtent b="0" l="0" r="0" t="0"/>
-                  <wp:docPr descr="" title="" id="62" name="Picture"/>
+                  <wp:docPr descr="" title="" id="63" name="Picture"/>
                   <a:graphic>
                     <a:graphicData uri="http://schemas.openxmlformats.org/drawingml/2006/picture">
                       <pic:pic>
                         <pic:nvPicPr>
-                          <pic:cNvPr descr="img/e3.png" id="63" name="Picture"/>
+                          <pic:cNvPr descr="img/e3.png" id="64" name="Picture"/>
                           <pic:cNvPicPr>
                             <a:picLocks noChangeArrowheads="1" noChangeAspect="1"/>
                           </pic:cNvPicPr>
                         </pic:nvPicPr>
                         <pic:blipFill>
-                          <a:blip r:embed="rId61"/>
+                          <a:blip r:embed="rId62"/>
                           <a:stretch>
                             <a:fillRect/>
                           </a:stretch>
@@ -2091,18 +2122,18 @@
                 <wp:inline>
                   <wp:extent cx="476250" cy="636783"/>
                   <wp:effectExtent b="0" l="0" r="0" t="0"/>
-                  <wp:docPr descr="" title="" id="65" name="Picture"/>
+                  <wp:docPr descr="" title="" id="66" name="Picture"/>
                   <a:graphic>
                     <a:graphicData uri="http://schemas.openxmlformats.org/drawingml/2006/picture">
                       <pic:pic>
                         <pic:nvPicPr>
-                          <pic:cNvPr descr="img/qris.png" id="66" name="Picture"/>
+                          <pic:cNvPr descr="img/qris.png" id="67" name="Picture"/>
                           <pic:cNvPicPr>
                             <a:picLocks noChangeArrowheads="1" noChangeAspect="1"/>
                           </pic:cNvPicPr>
                         </pic:nvPicPr>
                         <pic:blipFill>
-                          <a:blip r:embed="rId64"/>
+                          <a:blip r:embed="rId65"/>
                           <a:stretch>
                             <a:fillRect/>
                           </a:stretch>
@@ -2132,8 +2163,8 @@
         </w:tc>
       </w:tr>
     </w:tbl>
-    <w:bookmarkEnd w:id="67"/>
-    <w:bookmarkStart w:id="68" w:name="section-17"/>
+    <w:bookmarkEnd w:id="68"/>
+    <w:bookmarkStart w:id="69" w:name="section-18"/>
     <w:p>
       <w:pPr>
         <w:pStyle w:val="Heading3"/>
@@ -2190,8 +2221,8 @@
         <w:t xml:space="preserve">pertanyaan 401-404.</w:t>
       </w:r>
     </w:p>
-    <w:bookmarkEnd w:id="68"/>
-    <w:bookmarkStart w:id="75" w:name="section-18"/>
+    <w:bookmarkEnd w:id="69"/>
+    <w:bookmarkStart w:id="76" w:name="section-19"/>
     <w:p>
       <w:pPr>
         <w:pStyle w:val="Heading3"/>
@@ -2320,18 +2351,18 @@
                 <wp:inline>
                   <wp:extent cx="1905000" cy="1283368"/>
                   <wp:effectExtent b="0" l="0" r="0" t="0"/>
-                  <wp:docPr descr="" title="" id="70" name="Picture"/>
+                  <wp:docPr descr="" title="" id="71" name="Picture"/>
                   <a:graphic>
                     <a:graphicData uri="http://schemas.openxmlformats.org/drawingml/2006/picture">
                       <pic:pic>
                         <pic:nvPicPr>
-                          <pic:cNvPr descr="img/qris_statis.png" id="71" name="Picture"/>
+                          <pic:cNvPr descr="img/qris_statis.png" id="72" name="Picture"/>
                           <pic:cNvPicPr>
                             <a:picLocks noChangeArrowheads="1" noChangeAspect="1"/>
                           </pic:cNvPicPr>
                         </pic:nvPicPr>
                         <pic:blipFill>
-                          <a:blip r:embed="rId69"/>
+                          <a:blip r:embed="rId70"/>
                           <a:stretch>
                             <a:fillRect/>
                           </a:stretch>
@@ -2399,18 +2430,18 @@
                 <wp:inline>
                   <wp:extent cx="1905000" cy="1270000"/>
                   <wp:effectExtent b="0" l="0" r="0" t="0"/>
-                  <wp:docPr descr="" title="" id="73" name="Picture"/>
+                  <wp:docPr descr="" title="" id="74" name="Picture"/>
                   <a:graphic>
                     <a:graphicData uri="http://schemas.openxmlformats.org/drawingml/2006/picture">
                       <pic:pic>
                         <pic:nvPicPr>
-                          <pic:cNvPr descr="img/qris_dinamis.jpg" id="74" name="Picture"/>
+                          <pic:cNvPr descr="img/qris_dinamis.jpg" id="75" name="Picture"/>
                           <pic:cNvPicPr>
                             <a:picLocks noChangeArrowheads="1" noChangeAspect="1"/>
                           </pic:cNvPicPr>
                         </pic:nvPicPr>
                         <pic:blipFill>
-                          <a:blip r:embed="rId72"/>
+                          <a:blip r:embed="rId73"/>
                           <a:stretch>
                             <a:fillRect/>
                           </a:stretch>
@@ -2440,8 +2471,8 @@
         </w:tc>
       </w:tr>
     </w:tbl>
-    <w:bookmarkEnd w:id="75"/>
-    <w:bookmarkStart w:id="76" w:name="section-19"/>
+    <w:bookmarkEnd w:id="76"/>
+    <w:bookmarkStart w:id="77" w:name="section-20"/>
     <w:p>
       <w:pPr>
         <w:pStyle w:val="Heading3"/>
@@ -2494,8 +2525,8 @@
         <w:t xml:space="preserve">Yang diperhitungkan disini adalah jumlah EDC yang dapat dipakai.</w:t>
       </w:r>
     </w:p>
-    <w:bookmarkEnd w:id="76"/>
-    <w:bookmarkStart w:id="77" w:name="section-20"/>
+    <w:bookmarkEnd w:id="77"/>
+    <w:bookmarkStart w:id="78" w:name="section-21"/>
     <w:p>
       <w:pPr>
         <w:pStyle w:val="Heading3"/>
@@ -2525,9 +2556,9 @@
         <w:t xml:space="preserve">.</w:t>
       </w:r>
     </w:p>
-    <w:bookmarkEnd w:id="77"/>
     <w:bookmarkEnd w:id="78"/>
-    <w:bookmarkStart w:id="94" w:name="blok-v.-kualitas-sarana-telekomunikasi"/>
+    <w:bookmarkEnd w:id="79"/>
+    <w:bookmarkStart w:id="95" w:name="blok-v.-kualitas-sarana-telekomunikasi"/>
     <w:p>
       <w:pPr>
         <w:pStyle w:val="Heading2"/>
@@ -2536,7 +2567,7 @@
         <w:t xml:space="preserve">BLOK V. KUALITAS SARANA TELEKOMUNIKASI</w:t>
       </w:r>
     </w:p>
-    <w:bookmarkStart w:id="79" w:name="dan-502"/>
+    <w:bookmarkStart w:id="80" w:name="dan-502"/>
     <w:p>
       <w:pPr>
         <w:pStyle w:val="Heading3"/>
@@ -2712,8 +2743,8 @@
         </w:tc>
       </w:tr>
     </w:tbl>
-    <w:bookmarkEnd w:id="79"/>
-    <w:bookmarkStart w:id="80" w:name="section-21"/>
+    <w:bookmarkEnd w:id="80"/>
+    <w:bookmarkStart w:id="81" w:name="section-22"/>
     <w:p>
       <w:pPr>
         <w:pStyle w:val="Heading3"/>
@@ -2925,8 +2956,8 @@
         </w:tc>
       </w:tr>
     </w:tbl>
-    <w:bookmarkEnd w:id="80"/>
-    <w:bookmarkStart w:id="81" w:name="section-22"/>
+    <w:bookmarkEnd w:id="81"/>
+    <w:bookmarkStart w:id="82" w:name="section-23"/>
     <w:p>
       <w:pPr>
         <w:pStyle w:val="Heading3"/>
@@ -2959,8 +2990,8 @@
         <w:t xml:space="preserve">(Ya).</w:t>
       </w:r>
     </w:p>
-    <w:bookmarkEnd w:id="81"/>
-    <w:bookmarkStart w:id="93" w:name="section-23"/>
+    <w:bookmarkEnd w:id="82"/>
+    <w:bookmarkStart w:id="94" w:name="section-24"/>
     <w:p>
       <w:pPr>
         <w:pStyle w:val="Heading3"/>
@@ -3088,18 +3119,18 @@
                 <wp:inline>
                   <wp:extent cx="1905000" cy="1283368"/>
                   <wp:effectExtent b="0" l="0" r="0" t="0"/>
-                  <wp:docPr descr="" title="" id="82" name="Picture"/>
+                  <wp:docPr descr="" title="" id="83" name="Picture"/>
                   <a:graphic>
                     <a:graphicData uri="http://schemas.openxmlformats.org/drawingml/2006/picture">
                       <pic:pic>
                         <pic:nvPicPr>
-                          <pic:cNvPr descr="img/qris_statis.png" id="83" name="Picture"/>
+                          <pic:cNvPr descr="img/qris_statis.png" id="84" name="Picture"/>
                           <pic:cNvPicPr>
                             <a:picLocks noChangeArrowheads="1" noChangeAspect="1"/>
                           </pic:cNvPicPr>
                         </pic:nvPicPr>
                         <pic:blipFill>
-                          <a:blip r:embed="rId69"/>
+                          <a:blip r:embed="rId70"/>
                           <a:stretch>
                             <a:fillRect/>
                           </a:stretch>
@@ -3167,18 +3198,18 @@
                 <wp:inline>
                   <wp:extent cx="1905000" cy="1416752"/>
                   <wp:effectExtent b="0" l="0" r="0" t="0"/>
-                  <wp:docPr descr="" title="" id="85" name="Picture"/>
+                  <wp:docPr descr="" title="" id="86" name="Picture"/>
                   <a:graphic>
                     <a:graphicData uri="http://schemas.openxmlformats.org/drawingml/2006/picture">
                       <pic:pic>
                         <pic:nvPicPr>
-                          <pic:cNvPr descr="img/finger.png" id="86" name="Picture"/>
+                          <pic:cNvPr descr="img/finger.png" id="87" name="Picture"/>
                           <pic:cNvPicPr>
                             <a:picLocks noChangeArrowheads="1" noChangeAspect="1"/>
                           </pic:cNvPicPr>
                         </pic:nvPicPr>
                         <pic:blipFill>
-                          <a:blip r:embed="rId84"/>
+                          <a:blip r:embed="rId85"/>
                           <a:stretch>
                             <a:fillRect/>
                           </a:stretch>
@@ -3246,18 +3277,18 @@
                 <wp:inline>
                   <wp:extent cx="1905000" cy="1058333"/>
                   <wp:effectExtent b="0" l="0" r="0" t="0"/>
-                  <wp:docPr descr="" title="" id="88" name="Picture"/>
+                  <wp:docPr descr="" title="" id="89" name="Picture"/>
                   <a:graphic>
                     <a:graphicData uri="http://schemas.openxmlformats.org/drawingml/2006/picture">
                       <pic:pic>
                         <pic:nvPicPr>
-                          <pic:cNvPr descr="img/face.jpeg" id="89" name="Picture"/>
+                          <pic:cNvPr descr="img/face.jpeg" id="90" name="Picture"/>
                           <pic:cNvPicPr>
                             <a:picLocks noChangeArrowheads="1" noChangeAspect="1"/>
                           </pic:cNvPicPr>
                         </pic:nvPicPr>
                         <pic:blipFill>
-                          <a:blip r:embed="rId87"/>
+                          <a:blip r:embed="rId88"/>
                           <a:stretch>
                             <a:fillRect/>
                           </a:stretch>
@@ -3325,18 +3356,18 @@
                 <wp:inline>
                   <wp:extent cx="1905000" cy="1620520"/>
                   <wp:effectExtent b="0" l="0" r="0" t="0"/>
-                  <wp:docPr descr="" title="" id="91" name="Picture"/>
+                  <wp:docPr descr="" title="" id="92" name="Picture"/>
                   <a:graphic>
                     <a:graphicData uri="http://schemas.openxmlformats.org/drawingml/2006/picture">
                       <pic:pic>
                         <pic:nvPicPr>
-                          <pic:cNvPr descr="img/nfc.jpg" id="92" name="Picture"/>
+                          <pic:cNvPr descr="img/nfc.jpg" id="93" name="Picture"/>
                           <pic:cNvPicPr>
                             <a:picLocks noChangeArrowheads="1" noChangeAspect="1"/>
                           </pic:cNvPicPr>
                         </pic:nvPicPr>
                         <pic:blipFill>
-                          <a:blip r:embed="rId90"/>
+                          <a:blip r:embed="rId91"/>
                           <a:stretch>
                             <a:fillRect/>
                           </a:stretch>
@@ -3366,9 +3397,9 @@
         </w:tc>
       </w:tr>
     </w:tbl>
-    <w:bookmarkEnd w:id="93"/>
     <w:bookmarkEnd w:id="94"/>
-    <w:bookmarkStart w:id="96" w:name="Xcdbd3d9c371c82ff0e834776fcc9de5ea239e68"/>
+    <w:bookmarkEnd w:id="95"/>
+    <w:bookmarkStart w:id="97" w:name="Xcdbd3d9c371c82ff0e834776fcc9de5ea239e68"/>
     <w:p>
       <w:pPr>
         <w:pStyle w:val="Heading2"/>
@@ -3377,7 +3408,7 @@
         <w:t xml:space="preserve">BLOK VI. PERSEPSI TERHADAP BANSOS NON TUNAI</w:t>
       </w:r>
     </w:p>
-    <w:bookmarkStart w:id="95" w:name="section-24"/>
+    <w:bookmarkStart w:id="96" w:name="section-25"/>
     <w:p>
       <w:pPr>
         <w:pStyle w:val="Heading3"/>
@@ -3394,8 +3425,8 @@
         <w:t xml:space="preserve">Enumerator dapat menyederhanakan kalimat pernyataan-pernyataan yang ada dengan bahasa sendiri agar responden dapat lebih mudah memahami maksud pernyataan yang ditanyakan.</w:t>
       </w:r>
     </w:p>
-    <w:bookmarkEnd w:id="95"/>
     <w:bookmarkEnd w:id="96"/>
+    <w:bookmarkEnd w:id="97"/>
     <w:sectPr>
       <w:footerReference r:id="rId9" w:type="even"/>
       <w:footerReference r:id="rId10" w:type="default"/>
